--- a/EECS_738_machine_learning/lab3/Lab3.docx
+++ b/EECS_738_machine_learning/lab3/Lab3.docx
@@ -146,15 +146,15 @@
         <w:wordWrap w:val="0"/>
         <w:textAlignment w:val="baseline"/>
         <w:rPr>
-          <w:rFonts w:ascii="Courier New" w:eastAsia="Times New Roman" w:hAnsi="Courier New" w:cs="Courier New"/>
-          <w:color w:val="000000"/>
-          <w:sz w:val="21"/>
-          <w:szCs w:val="21"/>
-        </w:rPr>
-      </w:pPr>
-      <w:r>
-        <w:rPr>
-          <w:rFonts w:ascii="Courier New" w:eastAsia="Times New Roman" w:hAnsi="Courier New" w:cs="Courier New"/>
+          <w:rFonts w:ascii="Courier New" w:hAnsi="Courier New" w:cs="Courier New"/>
+          <w:color w:val="000000"/>
+          <w:sz w:val="21"/>
+          <w:szCs w:val="21"/>
+        </w:rPr>
+      </w:pPr>
+      <w:r>
+        <w:rPr>
+          <w:rFonts w:ascii="Courier New" w:hAnsi="Courier New" w:cs="Courier New"/>
           <w:color w:val="000000"/>
           <w:sz w:val="21"/>
           <w:szCs w:val="21"/>
@@ -186,15 +186,15 @@
         <w:wordWrap w:val="0"/>
         <w:textAlignment w:val="baseline"/>
         <w:rPr>
-          <w:rFonts w:ascii="Courier New" w:eastAsia="Times New Roman" w:hAnsi="Courier New" w:cs="Courier New"/>
-          <w:color w:val="000000"/>
-          <w:sz w:val="21"/>
-          <w:szCs w:val="21"/>
-        </w:rPr>
-      </w:pPr>
-      <w:r>
-        <w:rPr>
-          <w:rFonts w:ascii="Courier New" w:eastAsia="Times New Roman" w:hAnsi="Courier New" w:cs="Courier New"/>
+          <w:rFonts w:ascii="Courier New" w:hAnsi="Courier New" w:cs="Courier New"/>
+          <w:color w:val="000000"/>
+          <w:sz w:val="21"/>
+          <w:szCs w:val="21"/>
+        </w:rPr>
+      </w:pPr>
+      <w:r>
+        <w:rPr>
+          <w:rFonts w:ascii="Courier New" w:hAnsi="Courier New" w:cs="Courier New"/>
           <w:color w:val="000000"/>
           <w:sz w:val="21"/>
           <w:szCs w:val="21"/>
@@ -226,15 +226,15 @@
         <w:wordWrap w:val="0"/>
         <w:textAlignment w:val="baseline"/>
         <w:rPr>
-          <w:rFonts w:ascii="Courier New" w:eastAsia="Times New Roman" w:hAnsi="Courier New" w:cs="Courier New"/>
-          <w:color w:val="000000"/>
-          <w:sz w:val="21"/>
-          <w:szCs w:val="21"/>
-        </w:rPr>
-      </w:pPr>
-      <w:r>
-        <w:rPr>
-          <w:rFonts w:ascii="Courier New" w:eastAsia="Times New Roman" w:hAnsi="Courier New" w:cs="Courier New"/>
+          <w:rFonts w:ascii="Courier New" w:hAnsi="Courier New" w:cs="Courier New"/>
+          <w:color w:val="000000"/>
+          <w:sz w:val="21"/>
+          <w:szCs w:val="21"/>
+        </w:rPr>
+      </w:pPr>
+      <w:r>
+        <w:rPr>
+          <w:rFonts w:ascii="Courier New" w:hAnsi="Courier New" w:cs="Courier New"/>
           <w:color w:val="000000"/>
           <w:sz w:val="21"/>
           <w:szCs w:val="21"/>
@@ -266,15 +266,15 @@
         <w:wordWrap w:val="0"/>
         <w:textAlignment w:val="baseline"/>
         <w:rPr>
-          <w:rFonts w:ascii="Courier New" w:eastAsia="Times New Roman" w:hAnsi="Courier New" w:cs="Courier New"/>
-          <w:color w:val="000000"/>
-          <w:sz w:val="21"/>
-          <w:szCs w:val="21"/>
-        </w:rPr>
-      </w:pPr>
-      <w:r>
-        <w:rPr>
-          <w:rFonts w:ascii="Courier New" w:eastAsia="Times New Roman" w:hAnsi="Courier New" w:cs="Courier New"/>
+          <w:rFonts w:ascii="Courier New" w:hAnsi="Courier New" w:cs="Courier New"/>
+          <w:color w:val="000000"/>
+          <w:sz w:val="21"/>
+          <w:szCs w:val="21"/>
+        </w:rPr>
+      </w:pPr>
+      <w:r>
+        <w:rPr>
+          <w:rFonts w:ascii="Courier New" w:hAnsi="Courier New" w:cs="Courier New"/>
           <w:color w:val="000000"/>
           <w:sz w:val="21"/>
           <w:szCs w:val="21"/>
@@ -306,15 +306,15 @@
         <w:wordWrap w:val="0"/>
         <w:textAlignment w:val="baseline"/>
         <w:rPr>
-          <w:rFonts w:ascii="Courier New" w:eastAsia="Times New Roman" w:hAnsi="Courier New" w:cs="Courier New"/>
-          <w:color w:val="000000"/>
-          <w:sz w:val="21"/>
-          <w:szCs w:val="21"/>
-        </w:rPr>
-      </w:pPr>
-      <w:r>
-        <w:rPr>
-          <w:rFonts w:ascii="Courier New" w:eastAsia="Times New Roman" w:hAnsi="Courier New" w:cs="Courier New"/>
+          <w:rFonts w:ascii="Courier New" w:hAnsi="Courier New" w:cs="Courier New"/>
+          <w:color w:val="000000"/>
+          <w:sz w:val="21"/>
+          <w:szCs w:val="21"/>
+        </w:rPr>
+      </w:pPr>
+      <w:r>
+        <w:rPr>
+          <w:rFonts w:ascii="Courier New" w:hAnsi="Courier New" w:cs="Courier New"/>
           <w:color w:val="000000"/>
           <w:sz w:val="21"/>
           <w:szCs w:val="21"/>
@@ -346,15 +346,15 @@
         <w:wordWrap w:val="0"/>
         <w:textAlignment w:val="baseline"/>
         <w:rPr>
-          <w:rFonts w:ascii="Courier New" w:eastAsia="Times New Roman" w:hAnsi="Courier New" w:cs="Courier New"/>
-          <w:color w:val="000000"/>
-          <w:sz w:val="21"/>
-          <w:szCs w:val="21"/>
-        </w:rPr>
-      </w:pPr>
-      <w:r>
-        <w:rPr>
-          <w:rFonts w:ascii="Courier New" w:eastAsia="Times New Roman" w:hAnsi="Courier New" w:cs="Courier New"/>
+          <w:rFonts w:ascii="Courier New" w:hAnsi="Courier New" w:cs="Courier New"/>
+          <w:color w:val="000000"/>
+          <w:sz w:val="21"/>
+          <w:szCs w:val="21"/>
+        </w:rPr>
+      </w:pPr>
+      <w:r>
+        <w:rPr>
+          <w:rFonts w:ascii="Courier New" w:hAnsi="Courier New" w:cs="Courier New"/>
           <w:color w:val="000000"/>
           <w:sz w:val="21"/>
           <w:szCs w:val="21"/>
@@ -386,15 +386,15 @@
         <w:wordWrap w:val="0"/>
         <w:textAlignment w:val="baseline"/>
         <w:rPr>
-          <w:rFonts w:ascii="Courier New" w:eastAsia="Times New Roman" w:hAnsi="Courier New" w:cs="Courier New"/>
-          <w:color w:val="000000"/>
-          <w:sz w:val="21"/>
-          <w:szCs w:val="21"/>
-        </w:rPr>
-      </w:pPr>
-      <w:r>
-        <w:rPr>
-          <w:rFonts w:ascii="Courier New" w:eastAsia="Times New Roman" w:hAnsi="Courier New" w:cs="Courier New"/>
+          <w:rFonts w:ascii="Courier New" w:hAnsi="Courier New" w:cs="Courier New"/>
+          <w:color w:val="000000"/>
+          <w:sz w:val="21"/>
+          <w:szCs w:val="21"/>
+        </w:rPr>
+      </w:pPr>
+      <w:r>
+        <w:rPr>
+          <w:rFonts w:ascii="Courier New" w:hAnsi="Courier New" w:cs="Courier New"/>
           <w:color w:val="000000"/>
           <w:sz w:val="21"/>
           <w:szCs w:val="21"/>
@@ -426,15 +426,15 @@
         <w:wordWrap w:val="0"/>
         <w:textAlignment w:val="baseline"/>
         <w:rPr>
-          <w:rFonts w:ascii="Courier New" w:eastAsia="Times New Roman" w:hAnsi="Courier New" w:cs="Courier New"/>
-          <w:color w:val="000000"/>
-          <w:sz w:val="21"/>
-          <w:szCs w:val="21"/>
-        </w:rPr>
-      </w:pPr>
-      <w:r>
-        <w:rPr>
-          <w:rFonts w:ascii="Courier New" w:eastAsia="Times New Roman" w:hAnsi="Courier New" w:cs="Courier New"/>
+          <w:rFonts w:ascii="Courier New" w:hAnsi="Courier New" w:cs="Courier New"/>
+          <w:color w:val="000000"/>
+          <w:sz w:val="21"/>
+          <w:szCs w:val="21"/>
+        </w:rPr>
+      </w:pPr>
+      <w:r>
+        <w:rPr>
+          <w:rFonts w:ascii="Courier New" w:hAnsi="Courier New" w:cs="Courier New"/>
           <w:color w:val="000000"/>
           <w:sz w:val="21"/>
           <w:szCs w:val="21"/>
@@ -466,15 +466,15 @@
         <w:wordWrap w:val="0"/>
         <w:textAlignment w:val="baseline"/>
         <w:rPr>
-          <w:rFonts w:ascii="Courier New" w:eastAsia="Times New Roman" w:hAnsi="Courier New" w:cs="Courier New"/>
-          <w:color w:val="000000"/>
-          <w:sz w:val="21"/>
-          <w:szCs w:val="21"/>
-        </w:rPr>
-      </w:pPr>
-      <w:r>
-        <w:rPr>
-          <w:rFonts w:ascii="Courier New" w:eastAsia="Times New Roman" w:hAnsi="Courier New" w:cs="Courier New"/>
+          <w:rFonts w:ascii="Courier New" w:hAnsi="Courier New" w:cs="Courier New"/>
+          <w:color w:val="000000"/>
+          <w:sz w:val="21"/>
+          <w:szCs w:val="21"/>
+        </w:rPr>
+      </w:pPr>
+      <w:r>
+        <w:rPr>
+          <w:rFonts w:ascii="Courier New" w:hAnsi="Courier New" w:cs="Courier New"/>
           <w:color w:val="000000"/>
           <w:sz w:val="21"/>
           <w:szCs w:val="21"/>
@@ -506,15 +506,15 @@
         <w:wordWrap w:val="0"/>
         <w:textAlignment w:val="baseline"/>
         <w:rPr>
-          <w:rFonts w:ascii="Courier New" w:eastAsia="Times New Roman" w:hAnsi="Courier New" w:cs="Courier New"/>
-          <w:color w:val="000000"/>
-          <w:sz w:val="21"/>
-          <w:szCs w:val="21"/>
-        </w:rPr>
-      </w:pPr>
-      <w:r>
-        <w:rPr>
-          <w:rFonts w:ascii="Courier New" w:eastAsia="Times New Roman" w:hAnsi="Courier New" w:cs="Courier New"/>
+          <w:rFonts w:ascii="Courier New" w:hAnsi="Courier New" w:cs="Courier New"/>
+          <w:color w:val="000000"/>
+          <w:sz w:val="21"/>
+          <w:szCs w:val="21"/>
+        </w:rPr>
+      </w:pPr>
+      <w:r>
+        <w:rPr>
+          <w:rFonts w:ascii="Courier New" w:hAnsi="Courier New" w:cs="Courier New"/>
           <w:color w:val="000000"/>
           <w:sz w:val="21"/>
           <w:szCs w:val="21"/>
@@ -546,15 +546,15 @@
         <w:wordWrap w:val="0"/>
         <w:textAlignment w:val="baseline"/>
         <w:rPr>
-          <w:rFonts w:ascii="Courier New" w:eastAsia="Times New Roman" w:hAnsi="Courier New" w:cs="Courier New"/>
-          <w:color w:val="000000"/>
-          <w:sz w:val="21"/>
-          <w:szCs w:val="21"/>
-        </w:rPr>
-      </w:pPr>
-      <w:r>
-        <w:rPr>
-          <w:rFonts w:ascii="Courier New" w:eastAsia="Times New Roman" w:hAnsi="Courier New" w:cs="Courier New"/>
+          <w:rFonts w:ascii="Courier New" w:hAnsi="Courier New" w:cs="Courier New"/>
+          <w:color w:val="000000"/>
+          <w:sz w:val="21"/>
+          <w:szCs w:val="21"/>
+        </w:rPr>
+      </w:pPr>
+      <w:r>
+        <w:rPr>
+          <w:rFonts w:ascii="Courier New" w:hAnsi="Courier New" w:cs="Courier New"/>
           <w:color w:val="000000"/>
           <w:sz w:val="21"/>
           <w:szCs w:val="21"/>
@@ -586,15 +586,15 @@
         <w:wordWrap w:val="0"/>
         <w:textAlignment w:val="baseline"/>
         <w:rPr>
-          <w:rFonts w:ascii="Courier New" w:eastAsia="Times New Roman" w:hAnsi="Courier New" w:cs="Courier New"/>
-          <w:color w:val="000000"/>
-          <w:sz w:val="21"/>
-          <w:szCs w:val="21"/>
-        </w:rPr>
-      </w:pPr>
-      <w:r>
-        <w:rPr>
-          <w:rFonts w:ascii="Courier New" w:eastAsia="Times New Roman" w:hAnsi="Courier New" w:cs="Courier New"/>
+          <w:rFonts w:ascii="Courier New" w:hAnsi="Courier New" w:cs="Courier New"/>
+          <w:color w:val="000000"/>
+          <w:sz w:val="21"/>
+          <w:szCs w:val="21"/>
+        </w:rPr>
+      </w:pPr>
+      <w:r>
+        <w:rPr>
+          <w:rFonts w:ascii="Courier New" w:hAnsi="Courier New" w:cs="Courier New"/>
           <w:color w:val="000000"/>
           <w:sz w:val="21"/>
           <w:szCs w:val="21"/>
@@ -631,9 +631,6 @@
     <w:p>
       <w:pPr>
         <w:jc w:val="center"/>
-        <w:rPr>
-          <w:rFonts w:ascii="Times New Roman" w:eastAsia="Times New Roman" w:hAnsi="Times New Roman" w:cs="Times New Roman"/>
-        </w:rPr>
       </w:pPr>
       <w:r>
         <w:rPr>
@@ -642,7 +639,7 @@
         </w:rPr>
         <w:drawing>
           <wp:inline distT="0" distB="0" distL="0" distR="0">
-            <wp:extent cx="3982720" cy="2492497"/>
+            <wp:extent cx="3637280" cy="2276311"/>
             <wp:effectExtent l="0" t="0" r="0" b="0"/>
             <wp:docPr id="1" name="Picture 1" descr="A close up of text on a white background&#10;&#10;Description automatically generated"/>
             <wp:cNvGraphicFramePr>
@@ -658,7 +655,7 @@
                     </pic:cNvPicPr>
                   </pic:nvPicPr>
                   <pic:blipFill>
-                    <a:blip r:embed="rId4">
+                    <a:blip r:embed="rId5">
                       <a:extLst>
                         <a:ext uri="{28A0092B-C50C-407E-A947-70E740481C1C}">
                           <a14:useLocalDpi xmlns:a14="http://schemas.microsoft.com/office/drawing/2010/main" val="0"/>
@@ -673,7 +670,7 @@
                   <pic:spPr bwMode="auto">
                     <a:xfrm>
                       <a:off x="0" y="0"/>
-                      <a:ext cx="3999836" cy="2503209"/>
+                      <a:ext cx="3673411" cy="2298923"/>
                     </a:xfrm>
                     <a:prstGeom prst="rect">
                       <a:avLst/>
@@ -690,111 +687,2887 @@
         </w:drawing>
       </w:r>
     </w:p>
-    <w:p>
-      <w:pPr>
-        <w:rPr>
-          <w:rFonts w:ascii="Times New Roman" w:eastAsia="Times New Roman" w:hAnsi="Times New Roman" w:cs="Times New Roman"/>
-        </w:rPr>
-      </w:pPr>
-    </w:p>
-    <w:p>
-      <w:pPr>
-        <w:rPr>
-          <w:rFonts w:eastAsia="Times New Roman" w:cstheme="minorHAnsi"/>
-          <w:lang w:val="en-US"/>
-        </w:rPr>
-      </w:pPr>
-      <w:r>
-        <w:rPr>
-          <w:rFonts w:eastAsia="Times New Roman" w:cstheme="minorHAnsi"/>
+    <w:p/>
+    <w:p>
+      <w:pPr>
+        <w:rPr>
+          <w:rFonts w:cstheme="minorHAnsi"/>
+          <w:lang w:val="en-US"/>
+        </w:rPr>
+      </w:pPr>
+      <w:r>
+        <w:rPr>
+          <w:rFonts w:asciiTheme="minorHAnsi" w:hAnsiTheme="minorHAnsi" w:cstheme="minorHAnsi"/>
           <w:lang w:val="en-US"/>
         </w:rPr>
         <w:t xml:space="preserve">2. </w:t>
       </w:r>
+      <w:r>
+        <w:rPr>
+          <w:rFonts w:cstheme="minorHAnsi"/>
+          <w:lang w:val="en-US"/>
+        </w:rPr>
+        <w:t>The 64-neuron model</w:t>
+      </w:r>
+    </w:p>
+    <w:p>
+      <w:pPr>
+        <w:rPr>
+          <w:rFonts w:cstheme="minorHAnsi"/>
+          <w:lang w:val="en-US"/>
+        </w:rPr>
+      </w:pPr>
+      <w:r>
+        <w:rPr>
+          <w:rFonts w:cstheme="minorHAnsi"/>
+          <w:lang w:val="en-US"/>
+        </w:rPr>
+        <w:t>Model 2 contains 64 neurons for the 2 hidden layers, with all other configs unchanged. This model took 86</w:t>
+      </w:r>
+      <w:r>
+        <w:rPr>
+          <w:rFonts w:cstheme="minorHAnsi"/>
+          <w:lang w:val="en-US"/>
+        </w:rPr>
+        <w:t>s</w:t>
+      </w:r>
+      <w:r>
+        <w:rPr>
+          <w:rFonts w:cstheme="minorHAnsi"/>
+          <w:lang w:val="en-US"/>
+        </w:rPr>
+        <w:t>(17.8% longer)</w:t>
+      </w:r>
+      <w:r>
+        <w:rPr>
+          <w:rFonts w:cstheme="minorHAnsi"/>
+          <w:lang w:val="en-US"/>
+        </w:rPr>
+        <w:t xml:space="preserve"> to train, </w:t>
+      </w:r>
+      <w:r>
+        <w:rPr>
+          <w:rFonts w:cstheme="minorHAnsi"/>
+          <w:lang w:val="en-US"/>
+        </w:rPr>
+        <w:t xml:space="preserve">and its accuracy rose to .9659. </w:t>
+      </w:r>
+    </w:p>
+    <w:p>
+      <w:pPr>
+        <w:jc w:val="center"/>
+      </w:pPr>
+      <w:r>
+        <w:rPr>
+          <w:rFonts w:cstheme="minorHAnsi"/>
+          <w:noProof/>
+          <w:lang w:val="en-US"/>
+        </w:rPr>
+        <w:drawing>
+          <wp:inline distT="0" distB="0" distL="0" distR="0">
+            <wp:extent cx="3668998" cy="2296160"/>
+            <wp:effectExtent l="0" t="0" r="0" b="0"/>
+            <wp:docPr id="2" name="Picture 2" descr="A close up of text on a white background&#10;&#10;Description automatically generated"/>
+            <wp:cNvGraphicFramePr>
+              <a:graphicFrameLocks xmlns:a="http://schemas.openxmlformats.org/drawingml/2006/main" noChangeAspect="1"/>
+            </wp:cNvGraphicFramePr>
+            <a:graphic xmlns:a="http://schemas.openxmlformats.org/drawingml/2006/main">
+              <a:graphicData uri="http://schemas.openxmlformats.org/drawingml/2006/picture">
+                <pic:pic xmlns:pic="http://schemas.openxmlformats.org/drawingml/2006/picture">
+                  <pic:nvPicPr>
+                    <pic:cNvPr id="0" name="Picture 3"/>
+                    <pic:cNvPicPr>
+                      <a:picLocks noChangeAspect="1" noChangeArrowheads="1"/>
+                    </pic:cNvPicPr>
+                  </pic:nvPicPr>
+                  <pic:blipFill>
+                    <a:blip r:embed="rId6">
+                      <a:extLst>
+                        <a:ext uri="{28A0092B-C50C-407E-A947-70E740481C1C}">
+                          <a14:useLocalDpi xmlns:a14="http://schemas.microsoft.com/office/drawing/2010/main" val="0"/>
+                        </a:ext>
+                      </a:extLst>
+                    </a:blip>
+                    <a:srcRect/>
+                    <a:stretch>
+                      <a:fillRect/>
+                    </a:stretch>
+                  </pic:blipFill>
+                  <pic:spPr bwMode="auto">
+                    <a:xfrm>
+                      <a:off x="0" y="0"/>
+                      <a:ext cx="3682385" cy="2304538"/>
+                    </a:xfrm>
+                    <a:prstGeom prst="rect">
+                      <a:avLst/>
+                    </a:prstGeom>
+                    <a:noFill/>
+                    <a:ln>
+                      <a:noFill/>
+                    </a:ln>
+                  </pic:spPr>
+                </pic:pic>
+              </a:graphicData>
+            </a:graphic>
+          </wp:inline>
+        </w:drawing>
+      </w:r>
+    </w:p>
+    <w:p>
+      <w:pPr>
+        <w:rPr>
+          <w:rFonts w:cstheme="minorHAnsi"/>
+          <w:lang w:val="en-US"/>
+        </w:rPr>
+      </w:pPr>
+      <w:r>
+        <w:rPr>
+          <w:rFonts w:cstheme="minorHAnsi"/>
+          <w:lang w:val="en-US"/>
+        </w:rPr>
+        <w:lastRenderedPageBreak/>
+        <w:t xml:space="preserve">So </w:t>
+      </w:r>
+      <w:r>
+        <w:rPr>
+          <w:rFonts w:cstheme="minorHAnsi"/>
+          <w:lang w:val="en-US"/>
+        </w:rPr>
+        <w:t>it makes sense to increase neurons in hidden layer in this case.</w:t>
+      </w:r>
+      <w:r>
+        <w:rPr>
+          <w:rFonts w:cstheme="minorHAnsi"/>
+          <w:lang w:val="en-US"/>
+        </w:rPr>
+        <w:t xml:space="preserve"> More neurons enable more accurate representation of non-linear relation being modeled by the network.</w:t>
+      </w:r>
+      <w:r>
+        <w:rPr>
+          <w:rFonts w:cstheme="minorHAnsi"/>
+          <w:lang w:val="en-US"/>
+        </w:rPr>
+        <w:t xml:space="preserve"> In our case, compared to 32-neuron network, out accuracy improved by 0.48%</w:t>
+      </w:r>
+      <w:r>
+        <w:rPr>
+          <w:rFonts w:cstheme="minorHAnsi"/>
+          <w:lang w:val="en-US"/>
+        </w:rPr>
+        <w:t>.</w:t>
+      </w:r>
+    </w:p>
+    <w:p>
+      <w:pPr>
+        <w:rPr>
+          <w:rFonts w:cstheme="minorHAnsi"/>
+          <w:lang w:val="en-US"/>
+        </w:rPr>
+      </w:pPr>
+    </w:p>
+    <w:p>
+      <w:pPr>
+        <w:rPr>
+          <w:rFonts w:cstheme="minorHAnsi"/>
+          <w:lang w:val="en-US"/>
+        </w:rPr>
+      </w:pPr>
+      <w:r>
+        <w:rPr>
+          <w:rFonts w:cstheme="minorHAnsi"/>
+          <w:lang w:val="en-US"/>
+        </w:rPr>
+        <w:t xml:space="preserve">3. </w:t>
+      </w:r>
+      <w:r>
+        <w:rPr>
+          <w:rFonts w:cstheme="minorHAnsi"/>
+          <w:lang w:val="en-US"/>
+        </w:rPr>
+        <w:t>SDG with learning rate</w:t>
+      </w:r>
+      <w:r>
+        <w:rPr>
+          <w:rFonts w:cstheme="minorHAnsi"/>
+          <w:lang w:val="en-US"/>
+        </w:rPr>
+        <w:t>.</w:t>
+      </w:r>
+    </w:p>
+    <w:p>
+      <w:pPr>
+        <w:rPr>
+          <w:rFonts w:cstheme="minorHAnsi"/>
+          <w:lang w:val="en-US"/>
+        </w:rPr>
+      </w:pPr>
+      <w:r>
+        <w:rPr>
+          <w:rFonts w:cstheme="minorHAnsi"/>
+          <w:lang w:val="en-US"/>
+        </w:rPr>
+        <w:t>Adding learning rate for SGD is typically a good idea. Let’s try the given LR parameters.</w:t>
+      </w:r>
+    </w:p>
+    <w:p>
+      <w:pPr>
+        <w:jc w:val="center"/>
+      </w:pPr>
+      <w:r>
+        <w:rPr>
+          <w:rFonts w:asciiTheme="minorHAnsi" w:hAnsiTheme="minorHAnsi" w:cstheme="minorHAnsi"/>
+          <w:noProof/>
+          <w:lang w:val="en-US"/>
+        </w:rPr>
+        <w:drawing>
+          <wp:inline distT="0" distB="0" distL="0" distR="0">
+            <wp:extent cx="3891280" cy="2435271"/>
+            <wp:effectExtent l="0" t="0" r="0" b="0"/>
+            <wp:docPr id="3" name="Picture 3" descr="A close up of text on a white background&#10;&#10;Description automatically generated"/>
+            <wp:cNvGraphicFramePr>
+              <a:graphicFrameLocks xmlns:a="http://schemas.openxmlformats.org/drawingml/2006/main" noChangeAspect="1"/>
+            </wp:cNvGraphicFramePr>
+            <a:graphic xmlns:a="http://schemas.openxmlformats.org/drawingml/2006/main">
+              <a:graphicData uri="http://schemas.openxmlformats.org/drawingml/2006/picture">
+                <pic:pic xmlns:pic="http://schemas.openxmlformats.org/drawingml/2006/picture">
+                  <pic:nvPicPr>
+                    <pic:cNvPr id="0" name="Picture 5"/>
+                    <pic:cNvPicPr>
+                      <a:picLocks noChangeAspect="1" noChangeArrowheads="1"/>
+                    </pic:cNvPicPr>
+                  </pic:nvPicPr>
+                  <pic:blipFill>
+                    <a:blip r:embed="rId7">
+                      <a:extLst>
+                        <a:ext uri="{28A0092B-C50C-407E-A947-70E740481C1C}">
+                          <a14:useLocalDpi xmlns:a14="http://schemas.microsoft.com/office/drawing/2010/main" val="0"/>
+                        </a:ext>
+                      </a:extLst>
+                    </a:blip>
+                    <a:srcRect/>
+                    <a:stretch>
+                      <a:fillRect/>
+                    </a:stretch>
+                  </pic:blipFill>
+                  <pic:spPr bwMode="auto">
+                    <a:xfrm>
+                      <a:off x="0" y="0"/>
+                      <a:ext cx="3896337" cy="2438436"/>
+                    </a:xfrm>
+                    <a:prstGeom prst="rect">
+                      <a:avLst/>
+                    </a:prstGeom>
+                    <a:noFill/>
+                    <a:ln>
+                      <a:noFill/>
+                    </a:ln>
+                  </pic:spPr>
+                </pic:pic>
+              </a:graphicData>
+            </a:graphic>
+          </wp:inline>
+        </w:drawing>
+      </w:r>
+    </w:p>
+    <w:p/>
+    <w:p>
+      <w:pPr>
+        <w:rPr>
+          <w:lang w:val="en-US"/>
+        </w:rPr>
+      </w:pPr>
+      <w:r>
+        <w:rPr>
+          <w:lang w:val="en-US"/>
+        </w:rPr>
+        <w:t>T</w:t>
+      </w:r>
+      <w:r>
+        <w:rPr>
+          <w:lang w:val="en-US"/>
+        </w:rPr>
+        <w:t xml:space="preserve">he </w:t>
+      </w:r>
+      <w:r>
+        <w:rPr>
+          <w:lang w:val="en-US"/>
+        </w:rPr>
+        <w:t xml:space="preserve">highest </w:t>
+      </w:r>
+      <w:r>
+        <w:rPr>
+          <w:lang w:val="en-US"/>
+        </w:rPr>
+        <w:t>accuracy</w:t>
+      </w:r>
+      <w:r>
+        <w:rPr>
+          <w:lang w:val="en-US"/>
+        </w:rPr>
+        <w:t xml:space="preserve"> was </w:t>
+      </w:r>
+      <w:r>
+        <w:rPr>
+          <w:lang w:val="en-US"/>
+        </w:rPr>
+        <w:t>.96</w:t>
+      </w:r>
+      <w:r>
+        <w:rPr>
+          <w:lang w:val="en-US"/>
+        </w:rPr>
+        <w:t>47</w:t>
+      </w:r>
+      <w:r>
+        <w:rPr>
+          <w:lang w:val="en-US"/>
+        </w:rPr>
+        <w:t xml:space="preserve">, </w:t>
+      </w:r>
+      <w:r>
+        <w:rPr>
+          <w:lang w:val="en-US"/>
+        </w:rPr>
+        <w:t>0.35% better than the base model</w:t>
+      </w:r>
+      <w:r>
+        <w:rPr>
+          <w:lang w:val="en-US"/>
+        </w:rPr>
+        <w:t>, a</w:t>
+      </w:r>
+      <w:r>
+        <w:rPr>
+          <w:lang w:val="en-US"/>
+        </w:rPr>
+        <w:t xml:space="preserve">nd it took </w:t>
+      </w:r>
+      <w:r>
+        <w:rPr>
+          <w:lang w:val="en-US"/>
+        </w:rPr>
+        <w:t>92</w:t>
+      </w:r>
+      <w:r>
+        <w:rPr>
+          <w:lang w:val="en-US"/>
+        </w:rPr>
+        <w:t>s to train</w:t>
+      </w:r>
+      <w:r>
+        <w:rPr>
+          <w:lang w:val="en-US"/>
+        </w:rPr>
+        <w:t>, 26% slower than the base</w:t>
+      </w:r>
+      <w:r>
+        <w:rPr>
+          <w:lang w:val="en-US"/>
+        </w:rPr>
+        <w:t>.</w:t>
+      </w:r>
+      <w:r>
+        <w:rPr>
+          <w:lang w:val="en-US"/>
+        </w:rPr>
+        <w:t xml:space="preserve"> It </w:t>
+      </w:r>
+      <w:r>
+        <w:rPr>
+          <w:lang w:val="en-US"/>
+        </w:rPr>
+        <w:t>is a good idea</w:t>
+      </w:r>
+      <w:r>
+        <w:rPr>
+          <w:lang w:val="en-US"/>
+        </w:rPr>
+        <w:t xml:space="preserve"> </w:t>
+      </w:r>
+      <w:r>
+        <w:rPr>
+          <w:lang w:val="en-US"/>
+        </w:rPr>
+        <w:t xml:space="preserve">to use momentum in the model, which </w:t>
+      </w:r>
+      <w:r>
+        <w:rPr>
+          <w:lang w:val="en-US"/>
+        </w:rPr>
+        <w:t>controls the speed of the gradient rushing to its minimum.</w:t>
+      </w:r>
+    </w:p>
+    <w:p>
+      <w:pPr>
+        <w:rPr>
+          <w:lang w:val="en-US"/>
+        </w:rPr>
+      </w:pPr>
+    </w:p>
+    <w:p>
+      <w:pPr>
+        <w:rPr>
+          <w:lang w:val="en-US"/>
+        </w:rPr>
+      </w:pPr>
+      <w:r>
+        <w:rPr>
+          <w:lang w:val="en-US"/>
+        </w:rPr>
+        <w:t>4. Batch size of 32 and 128.</w:t>
+      </w:r>
+    </w:p>
+    <w:p>
+      <w:pPr>
+        <w:rPr>
+          <w:lang w:val="en-US"/>
+        </w:rPr>
+      </w:pPr>
+      <w:r>
+        <w:rPr>
+          <w:lang w:val="en-US"/>
+        </w:rPr>
+        <w:t>The below table shows a comparison summary between the base model and models with batch size being 32 and 128.</w:t>
+      </w:r>
+    </w:p>
+    <w:tbl>
+      <w:tblPr>
+        <w:tblStyle w:val="TableGrid"/>
+        <w:tblW w:w="0" w:type="auto"/>
+        <w:tblLook w:val="04A0" w:firstRow="1" w:lastRow="0" w:firstColumn="1" w:lastColumn="0" w:noHBand="0" w:noVBand="1"/>
+      </w:tblPr>
+      <w:tblGrid>
+        <w:gridCol w:w="1759"/>
+        <w:gridCol w:w="1902"/>
+        <w:gridCol w:w="1420"/>
+        <w:gridCol w:w="2184"/>
+        <w:gridCol w:w="1745"/>
+      </w:tblGrid>
+      <w:tr>
+        <w:tc>
+          <w:tcPr>
+            <w:tcW w:w="1759" w:type="dxa"/>
+          </w:tcPr>
+          <w:p>
+            <w:pPr>
+              <w:rPr>
+                <w:lang w:val="en-US"/>
+              </w:rPr>
+            </w:pPr>
+          </w:p>
+        </w:tc>
+        <w:tc>
+          <w:tcPr>
+            <w:tcW w:w="1902" w:type="dxa"/>
+            <w:vAlign w:val="center"/>
+          </w:tcPr>
+          <w:p>
+            <w:pPr>
+              <w:jc w:val="center"/>
+              <w:rPr>
+                <w:lang w:val="en-US"/>
+              </w:rPr>
+            </w:pPr>
+            <w:r>
+              <w:rPr>
+                <w:lang w:val="en-US"/>
+              </w:rPr>
+              <w:t>highest accuracy</w:t>
+            </w:r>
+          </w:p>
+        </w:tc>
+        <w:tc>
+          <w:tcPr>
+            <w:tcW w:w="1420" w:type="dxa"/>
+          </w:tcPr>
+          <w:p>
+            <w:pPr>
+              <w:jc w:val="center"/>
+              <w:rPr>
+                <w:lang w:val="en-US"/>
+              </w:rPr>
+            </w:pPr>
+            <w:r>
+              <w:rPr>
+                <w:lang w:val="en-US"/>
+              </w:rPr>
+              <w:t>%</w:t>
+            </w:r>
+            <w:r>
+              <w:rPr>
+                <w:lang w:val="en-US"/>
+              </w:rPr>
+              <w:t xml:space="preserve"> with base</w:t>
+            </w:r>
+          </w:p>
+        </w:tc>
+        <w:tc>
+          <w:tcPr>
+            <w:tcW w:w="2184" w:type="dxa"/>
+            <w:vAlign w:val="center"/>
+          </w:tcPr>
+          <w:p>
+            <w:pPr>
+              <w:jc w:val="center"/>
+              <w:rPr>
+                <w:lang w:val="en-US"/>
+              </w:rPr>
+            </w:pPr>
+            <w:r>
+              <w:rPr>
+                <w:lang w:val="en-US"/>
+              </w:rPr>
+              <w:t>time(seconds)</w:t>
+            </w:r>
+          </w:p>
+        </w:tc>
+        <w:tc>
+          <w:tcPr>
+            <w:tcW w:w="1745" w:type="dxa"/>
+          </w:tcPr>
+          <w:p>
+            <w:pPr>
+              <w:jc w:val="center"/>
+              <w:rPr>
+                <w:lang w:val="en-US"/>
+              </w:rPr>
+            </w:pPr>
+            <w:r>
+              <w:rPr>
+                <w:lang w:val="en-US"/>
+              </w:rPr>
+              <w:t>% with base</w:t>
+            </w:r>
+          </w:p>
+        </w:tc>
+      </w:tr>
+      <w:tr>
+        <w:tc>
+          <w:tcPr>
+            <w:tcW w:w="1759" w:type="dxa"/>
+          </w:tcPr>
+          <w:p>
+            <w:pPr>
+              <w:rPr>
+                <w:lang w:val="en-US"/>
+              </w:rPr>
+            </w:pPr>
+            <w:r>
+              <w:rPr>
+                <w:lang w:val="en-US"/>
+              </w:rPr>
+              <w:t>base model</w:t>
+            </w:r>
+          </w:p>
+        </w:tc>
+        <w:tc>
+          <w:tcPr>
+            <w:tcW w:w="1902" w:type="dxa"/>
+            <w:vAlign w:val="center"/>
+          </w:tcPr>
+          <w:p>
+            <w:pPr>
+              <w:jc w:val="center"/>
+              <w:rPr>
+                <w:lang w:val="en-US"/>
+              </w:rPr>
+            </w:pPr>
+            <w:r>
+              <w:rPr>
+                <w:lang w:val="en-US"/>
+              </w:rPr>
+              <w:t>.9613</w:t>
+            </w:r>
+          </w:p>
+        </w:tc>
+        <w:tc>
+          <w:tcPr>
+            <w:tcW w:w="1420" w:type="dxa"/>
+          </w:tcPr>
+          <w:p>
+            <w:pPr>
+              <w:jc w:val="center"/>
+              <w:rPr>
+                <w:lang w:val="en-US"/>
+              </w:rPr>
+            </w:pPr>
+            <w:r>
+              <w:rPr>
+                <w:lang w:val="en-US"/>
+              </w:rPr>
+              <w:t>-</w:t>
+            </w:r>
+          </w:p>
+        </w:tc>
+        <w:tc>
+          <w:tcPr>
+            <w:tcW w:w="2184" w:type="dxa"/>
+            <w:vAlign w:val="center"/>
+          </w:tcPr>
+          <w:p>
+            <w:pPr>
+              <w:jc w:val="center"/>
+              <w:rPr>
+                <w:lang w:val="en-US"/>
+              </w:rPr>
+            </w:pPr>
+            <w:r>
+              <w:rPr>
+                <w:lang w:val="en-US"/>
+              </w:rPr>
+              <w:t>73</w:t>
+            </w:r>
+          </w:p>
+        </w:tc>
+        <w:tc>
+          <w:tcPr>
+            <w:tcW w:w="1745" w:type="dxa"/>
+          </w:tcPr>
+          <w:p>
+            <w:pPr>
+              <w:jc w:val="center"/>
+              <w:rPr>
+                <w:lang w:val="en-US"/>
+              </w:rPr>
+            </w:pPr>
+            <w:r>
+              <w:rPr>
+                <w:lang w:val="en-US"/>
+              </w:rPr>
+              <w:t>-</w:t>
+            </w:r>
+          </w:p>
+        </w:tc>
+      </w:tr>
+      <w:tr>
+        <w:tc>
+          <w:tcPr>
+            <w:tcW w:w="1759" w:type="dxa"/>
+          </w:tcPr>
+          <w:p>
+            <w:pPr>
+              <w:rPr>
+                <w:lang w:val="en-US"/>
+              </w:rPr>
+            </w:pPr>
+            <w:r>
+              <w:rPr>
+                <w:lang w:val="en-US"/>
+              </w:rPr>
+              <w:t>model with bs 32</w:t>
+            </w:r>
+          </w:p>
+        </w:tc>
+        <w:tc>
+          <w:tcPr>
+            <w:tcW w:w="1902" w:type="dxa"/>
+            <w:vAlign w:val="center"/>
+          </w:tcPr>
+          <w:p>
+            <w:pPr>
+              <w:jc w:val="center"/>
+              <w:rPr>
+                <w:lang w:val="en-US"/>
+              </w:rPr>
+            </w:pPr>
+            <w:r>
+              <w:rPr>
+                <w:lang w:val="en-US"/>
+              </w:rPr>
+              <w:t>.9628</w:t>
+            </w:r>
+          </w:p>
+        </w:tc>
+        <w:tc>
+          <w:tcPr>
+            <w:tcW w:w="1420" w:type="dxa"/>
+          </w:tcPr>
+          <w:p>
+            <w:pPr>
+              <w:jc w:val="center"/>
+              <w:rPr>
+                <w:lang w:val="en-US"/>
+              </w:rPr>
+            </w:pPr>
+            <w:r>
+              <w:rPr>
+                <w:lang w:val="en-US"/>
+              </w:rPr>
+              <w:t>+0.156%</w:t>
+            </w:r>
+          </w:p>
+        </w:tc>
+        <w:tc>
+          <w:tcPr>
+            <w:tcW w:w="2184" w:type="dxa"/>
+            <w:vAlign w:val="center"/>
+          </w:tcPr>
+          <w:p>
+            <w:pPr>
+              <w:jc w:val="center"/>
+              <w:rPr>
+                <w:lang w:val="en-US"/>
+              </w:rPr>
+            </w:pPr>
+            <w:r>
+              <w:rPr>
+                <w:lang w:val="en-US"/>
+              </w:rPr>
+              <w:t>124</w:t>
+            </w:r>
+          </w:p>
+        </w:tc>
+        <w:tc>
+          <w:tcPr>
+            <w:tcW w:w="1745" w:type="dxa"/>
+          </w:tcPr>
+          <w:p>
+            <w:pPr>
+              <w:jc w:val="center"/>
+              <w:rPr>
+                <w:lang w:val="en-US"/>
+              </w:rPr>
+            </w:pPr>
+            <w:r>
+              <w:rPr>
+                <w:lang w:val="en-US"/>
+              </w:rPr>
+              <w:t>+69.9%</w:t>
+            </w:r>
+          </w:p>
+        </w:tc>
+      </w:tr>
+      <w:tr>
+        <w:tc>
+          <w:tcPr>
+            <w:tcW w:w="1759" w:type="dxa"/>
+          </w:tcPr>
+          <w:p>
+            <w:pPr>
+              <w:rPr>
+                <w:lang w:val="en-US"/>
+              </w:rPr>
+            </w:pPr>
+            <w:r>
+              <w:rPr>
+                <w:lang w:val="en-US"/>
+              </w:rPr>
+              <w:t xml:space="preserve">model with bs </w:t>
+            </w:r>
+            <w:r>
+              <w:rPr>
+                <w:lang w:val="en-US"/>
+              </w:rPr>
+              <w:t>128</w:t>
+            </w:r>
+          </w:p>
+        </w:tc>
+        <w:tc>
+          <w:tcPr>
+            <w:tcW w:w="1902" w:type="dxa"/>
+            <w:vAlign w:val="center"/>
+          </w:tcPr>
+          <w:p>
+            <w:pPr>
+              <w:jc w:val="center"/>
+              <w:rPr>
+                <w:lang w:val="en-US"/>
+              </w:rPr>
+            </w:pPr>
+            <w:r>
+              <w:rPr>
+                <w:lang w:val="en-US"/>
+              </w:rPr>
+              <w:t>.9542</w:t>
+            </w:r>
+          </w:p>
+        </w:tc>
+        <w:tc>
+          <w:tcPr>
+            <w:tcW w:w="1420" w:type="dxa"/>
+          </w:tcPr>
+          <w:p>
+            <w:pPr>
+              <w:jc w:val="center"/>
+              <w:rPr>
+                <w:lang w:val="en-US"/>
+              </w:rPr>
+            </w:pPr>
+            <w:r>
+              <w:rPr>
+                <w:lang w:val="en-US"/>
+              </w:rPr>
+              <w:t>-0.74%</w:t>
+            </w:r>
+          </w:p>
+        </w:tc>
+        <w:tc>
+          <w:tcPr>
+            <w:tcW w:w="2184" w:type="dxa"/>
+            <w:vAlign w:val="center"/>
+          </w:tcPr>
+          <w:p>
+            <w:pPr>
+              <w:jc w:val="center"/>
+              <w:rPr>
+                <w:lang w:val="en-US"/>
+              </w:rPr>
+            </w:pPr>
+            <w:r>
+              <w:rPr>
+                <w:lang w:val="en-US"/>
+              </w:rPr>
+              <w:t>58.5</w:t>
+            </w:r>
+          </w:p>
+        </w:tc>
+        <w:tc>
+          <w:tcPr>
+            <w:tcW w:w="1745" w:type="dxa"/>
+          </w:tcPr>
+          <w:p>
+            <w:pPr>
+              <w:jc w:val="center"/>
+              <w:rPr>
+                <w:lang w:val="en-US"/>
+              </w:rPr>
+            </w:pPr>
+            <w:r>
+              <w:rPr>
+                <w:lang w:val="en-US"/>
+              </w:rPr>
+              <w:t>-19.9%</w:t>
+            </w:r>
+          </w:p>
+        </w:tc>
+      </w:tr>
+    </w:tbl>
+    <w:p>
+      <w:pPr>
+        <w:rPr>
+          <w:lang w:val="en-US"/>
+        </w:rPr>
+      </w:pPr>
+    </w:p>
+    <w:p>
+      <w:pPr>
+        <w:rPr>
+          <w:lang w:val="en-US"/>
+        </w:rPr>
+      </w:pPr>
+      <w:r>
+        <w:rPr>
+          <w:lang w:val="en-US"/>
+        </w:rPr>
+        <w:t xml:space="preserve">It could be observed that, </w:t>
+      </w:r>
+      <w:r>
+        <w:rPr>
+          <w:lang w:val="en-US"/>
+        </w:rPr>
+        <w:t xml:space="preserve">model with batch size 32 outperformed the other two. </w:t>
+      </w:r>
+      <w:r>
+        <w:rPr>
+          <w:lang w:val="en-US"/>
+        </w:rPr>
+        <w:t>Making batch size smaller woul</w:t>
+      </w:r>
+      <w:r>
+        <w:rPr>
+          <w:lang w:val="en-US"/>
+        </w:rPr>
+        <w:t>d make more weight updates, which means to turn the direction of the gradient more frequently.</w:t>
+      </w:r>
+      <w:r>
+        <w:rPr>
+          <w:lang w:val="en-US"/>
+        </w:rPr>
+        <w:t xml:space="preserve"> This would generally get a higher accuracy than updating the gradient for fewer times. While at the same time, </w:t>
+      </w:r>
+      <w:r>
+        <w:rPr>
+          <w:lang w:val="en-US"/>
+        </w:rPr>
+        <w:t>bigger batch size enables more capability of computational parallelization, which is the reason for it being faster.</w:t>
+      </w:r>
+    </w:p>
+    <w:p>
+      <w:pPr>
+        <w:rPr>
+          <w:lang w:val="en-US"/>
+        </w:rPr>
+      </w:pPr>
+    </w:p>
+    <w:p>
+      <w:pPr>
+        <w:rPr>
+          <w:lang w:val="en-US"/>
+        </w:rPr>
+      </w:pPr>
+      <w:r>
+        <w:rPr>
+          <w:lang w:val="en-US"/>
+        </w:rPr>
+        <w:t xml:space="preserve">5. </w:t>
+      </w:r>
+      <w:r>
+        <w:rPr>
+          <w:lang w:val="en-US"/>
+        </w:rPr>
+        <w:t>Add another hidden layer.</w:t>
+      </w:r>
+    </w:p>
+    <w:p>
+      <w:pPr>
+        <w:rPr>
+          <w:lang w:val="en-US"/>
+        </w:rPr>
+      </w:pPr>
+      <w:r>
+        <w:rPr>
+          <w:lang w:val="en-US"/>
+        </w:rPr>
+        <w:t>The architecture now looks like:</w:t>
+      </w:r>
+    </w:p>
+    <w:p>
+      <w:pPr>
+        <w:pStyle w:val="HTMLPreformatted"/>
+        <w:shd w:val="clear" w:color="auto" w:fill="FFFFFF"/>
+        <w:wordWrap w:val="0"/>
+        <w:textAlignment w:val="baseline"/>
+        <w:rPr>
+          <w:color w:val="000000"/>
+          <w:sz w:val="21"/>
+          <w:szCs w:val="21"/>
+        </w:rPr>
+      </w:pPr>
+      <w:r>
+        <w:rPr>
+          <w:color w:val="000000"/>
+          <w:sz w:val="21"/>
+          <w:szCs w:val="21"/>
+        </w:rPr>
+        <w:t>_________________________________________________________________</w:t>
+      </w:r>
+    </w:p>
+    <w:p>
+      <w:pPr>
+        <w:pStyle w:val="HTMLPreformatted"/>
+        <w:shd w:val="clear" w:color="auto" w:fill="FFFFFF"/>
+        <w:wordWrap w:val="0"/>
+        <w:textAlignment w:val="baseline"/>
+        <w:rPr>
+          <w:color w:val="000000"/>
+          <w:sz w:val="21"/>
+          <w:szCs w:val="21"/>
+        </w:rPr>
+      </w:pPr>
+      <w:r>
+        <w:rPr>
+          <w:color w:val="000000"/>
+          <w:sz w:val="21"/>
+          <w:szCs w:val="21"/>
+        </w:rPr>
+        <w:t xml:space="preserve">Layer (type)                 Output Shape              Param #   </w:t>
+      </w:r>
+    </w:p>
+    <w:p>
+      <w:pPr>
+        <w:pStyle w:val="HTMLPreformatted"/>
+        <w:shd w:val="clear" w:color="auto" w:fill="FFFFFF"/>
+        <w:wordWrap w:val="0"/>
+        <w:textAlignment w:val="baseline"/>
+        <w:rPr>
+          <w:color w:val="000000"/>
+          <w:sz w:val="21"/>
+          <w:szCs w:val="21"/>
+        </w:rPr>
+      </w:pPr>
+      <w:r>
+        <w:rPr>
+          <w:color w:val="000000"/>
+          <w:sz w:val="21"/>
+          <w:szCs w:val="21"/>
+        </w:rPr>
+        <w:t>=================================================================</w:t>
+      </w:r>
+    </w:p>
+    <w:p>
+      <w:pPr>
+        <w:pStyle w:val="HTMLPreformatted"/>
+        <w:shd w:val="clear" w:color="auto" w:fill="FFFFFF"/>
+        <w:wordWrap w:val="0"/>
+        <w:textAlignment w:val="baseline"/>
+        <w:rPr>
+          <w:color w:val="000000"/>
+          <w:sz w:val="21"/>
+          <w:szCs w:val="21"/>
+        </w:rPr>
+      </w:pPr>
+      <w:r>
+        <w:rPr>
+          <w:color w:val="000000"/>
+          <w:sz w:val="21"/>
+          <w:szCs w:val="21"/>
+        </w:rPr>
+        <w:t xml:space="preserve">dense_22 (Dense)             (None, 32)                25120     </w:t>
+      </w:r>
+    </w:p>
+    <w:p>
+      <w:pPr>
+        <w:pStyle w:val="HTMLPreformatted"/>
+        <w:shd w:val="clear" w:color="auto" w:fill="FFFFFF"/>
+        <w:wordWrap w:val="0"/>
+        <w:textAlignment w:val="baseline"/>
+        <w:rPr>
+          <w:color w:val="000000"/>
+          <w:sz w:val="21"/>
+          <w:szCs w:val="21"/>
+        </w:rPr>
+      </w:pPr>
+      <w:r>
+        <w:rPr>
+          <w:color w:val="000000"/>
+          <w:sz w:val="21"/>
+          <w:szCs w:val="21"/>
+        </w:rPr>
+        <w:t>_________________________________________________________________</w:t>
+      </w:r>
+    </w:p>
+    <w:p>
+      <w:pPr>
+        <w:pStyle w:val="HTMLPreformatted"/>
+        <w:shd w:val="clear" w:color="auto" w:fill="FFFFFF"/>
+        <w:wordWrap w:val="0"/>
+        <w:textAlignment w:val="baseline"/>
+        <w:rPr>
+          <w:color w:val="000000"/>
+          <w:sz w:val="21"/>
+          <w:szCs w:val="21"/>
+        </w:rPr>
+      </w:pPr>
+      <w:r>
+        <w:rPr>
+          <w:color w:val="000000"/>
+          <w:sz w:val="21"/>
+          <w:szCs w:val="21"/>
+        </w:rPr>
+        <w:t xml:space="preserve">dense_23 (Dense)             (None, 32)                1056      </w:t>
+      </w:r>
+    </w:p>
+    <w:p>
+      <w:pPr>
+        <w:pStyle w:val="HTMLPreformatted"/>
+        <w:shd w:val="clear" w:color="auto" w:fill="FFFFFF"/>
+        <w:wordWrap w:val="0"/>
+        <w:textAlignment w:val="baseline"/>
+        <w:rPr>
+          <w:color w:val="000000"/>
+          <w:sz w:val="21"/>
+          <w:szCs w:val="21"/>
+        </w:rPr>
+      </w:pPr>
+      <w:r>
+        <w:rPr>
+          <w:color w:val="000000"/>
+          <w:sz w:val="21"/>
+          <w:szCs w:val="21"/>
+        </w:rPr>
+        <w:t>_________________________________________________________________</w:t>
+      </w:r>
+    </w:p>
+    <w:p>
+      <w:pPr>
+        <w:pStyle w:val="HTMLPreformatted"/>
+        <w:shd w:val="clear" w:color="auto" w:fill="FFFFFF"/>
+        <w:wordWrap w:val="0"/>
+        <w:textAlignment w:val="baseline"/>
+        <w:rPr>
+          <w:color w:val="000000"/>
+          <w:sz w:val="21"/>
+          <w:szCs w:val="21"/>
+        </w:rPr>
+      </w:pPr>
+      <w:r>
+        <w:rPr>
+          <w:color w:val="000000"/>
+          <w:sz w:val="21"/>
+          <w:szCs w:val="21"/>
+        </w:rPr>
+        <w:t xml:space="preserve">dense_24 (Dense)             (None, 32)                1056      </w:t>
+      </w:r>
+    </w:p>
+    <w:p>
+      <w:pPr>
+        <w:pStyle w:val="HTMLPreformatted"/>
+        <w:shd w:val="clear" w:color="auto" w:fill="FFFFFF"/>
+        <w:wordWrap w:val="0"/>
+        <w:textAlignment w:val="baseline"/>
+        <w:rPr>
+          <w:color w:val="000000"/>
+          <w:sz w:val="21"/>
+          <w:szCs w:val="21"/>
+        </w:rPr>
+      </w:pPr>
+      <w:r>
+        <w:rPr>
+          <w:color w:val="000000"/>
+          <w:sz w:val="21"/>
+          <w:szCs w:val="21"/>
+        </w:rPr>
+        <w:lastRenderedPageBreak/>
+        <w:t>_________________________________________________________________</w:t>
+      </w:r>
+    </w:p>
+    <w:p>
+      <w:pPr>
+        <w:pStyle w:val="HTMLPreformatted"/>
+        <w:shd w:val="clear" w:color="auto" w:fill="FFFFFF"/>
+        <w:wordWrap w:val="0"/>
+        <w:textAlignment w:val="baseline"/>
+        <w:rPr>
+          <w:color w:val="000000"/>
+          <w:sz w:val="21"/>
+          <w:szCs w:val="21"/>
+        </w:rPr>
+      </w:pPr>
+      <w:r>
+        <w:rPr>
+          <w:color w:val="000000"/>
+          <w:sz w:val="21"/>
+          <w:szCs w:val="21"/>
+        </w:rPr>
+        <w:t xml:space="preserve">output (Dense)               (None, 10)                330       </w:t>
+      </w:r>
+    </w:p>
+    <w:p>
+      <w:pPr>
+        <w:pStyle w:val="HTMLPreformatted"/>
+        <w:shd w:val="clear" w:color="auto" w:fill="FFFFFF"/>
+        <w:wordWrap w:val="0"/>
+        <w:textAlignment w:val="baseline"/>
+        <w:rPr>
+          <w:color w:val="000000"/>
+          <w:sz w:val="21"/>
+          <w:szCs w:val="21"/>
+        </w:rPr>
+      </w:pPr>
+      <w:r>
+        <w:rPr>
+          <w:color w:val="000000"/>
+          <w:sz w:val="21"/>
+          <w:szCs w:val="21"/>
+        </w:rPr>
+        <w:t>=================================================================</w:t>
+      </w:r>
+    </w:p>
+    <w:p>
+      <w:pPr>
+        <w:pStyle w:val="HTMLPreformatted"/>
+        <w:shd w:val="clear" w:color="auto" w:fill="FFFFFF"/>
+        <w:wordWrap w:val="0"/>
+        <w:textAlignment w:val="baseline"/>
+        <w:rPr>
+          <w:color w:val="000000"/>
+          <w:sz w:val="21"/>
+          <w:szCs w:val="21"/>
+        </w:rPr>
+      </w:pPr>
+      <w:r>
+        <w:rPr>
+          <w:color w:val="000000"/>
+          <w:sz w:val="21"/>
+          <w:szCs w:val="21"/>
+        </w:rPr>
+        <w:t>Total params: 27,562</w:t>
+      </w:r>
+    </w:p>
+    <w:p>
+      <w:pPr>
+        <w:pStyle w:val="HTMLPreformatted"/>
+        <w:shd w:val="clear" w:color="auto" w:fill="FFFFFF"/>
+        <w:wordWrap w:val="0"/>
+        <w:textAlignment w:val="baseline"/>
+        <w:rPr>
+          <w:color w:val="000000"/>
+          <w:sz w:val="21"/>
+          <w:szCs w:val="21"/>
+        </w:rPr>
+      </w:pPr>
+      <w:r>
+        <w:rPr>
+          <w:color w:val="000000"/>
+          <w:sz w:val="21"/>
+          <w:szCs w:val="21"/>
+        </w:rPr>
+        <w:t>Trainable params: 27,562</w:t>
+      </w:r>
+    </w:p>
+    <w:p>
+      <w:pPr>
+        <w:pStyle w:val="HTMLPreformatted"/>
+        <w:shd w:val="clear" w:color="auto" w:fill="FFFFFF"/>
+        <w:wordWrap w:val="0"/>
+        <w:textAlignment w:val="baseline"/>
+        <w:rPr>
+          <w:color w:val="000000"/>
+          <w:sz w:val="21"/>
+          <w:szCs w:val="21"/>
+        </w:rPr>
+      </w:pPr>
+      <w:r>
+        <w:rPr>
+          <w:color w:val="000000"/>
+          <w:sz w:val="21"/>
+          <w:szCs w:val="21"/>
+        </w:rPr>
+        <w:t>Non-trainable params: 0</w:t>
+      </w:r>
+    </w:p>
+    <w:p/>
+    <w:p>
+      <w:pPr>
+        <w:rPr>
+          <w:lang w:val="en-US"/>
+        </w:rPr>
+      </w:pPr>
+      <w:r>
+        <w:rPr>
+          <w:lang w:val="en-US"/>
+        </w:rPr>
+        <w:t>The accuracy declined to .9590</w:t>
+      </w:r>
+      <w:r>
+        <w:rPr>
+          <w:lang w:val="en-US"/>
+        </w:rPr>
+        <w:t>(0.24% lower)</w:t>
+      </w:r>
+      <w:r>
+        <w:rPr>
+          <w:lang w:val="en-US"/>
+        </w:rPr>
+        <w:t>, and running time was 95s</w:t>
+      </w:r>
+      <w:r>
+        <w:rPr>
+          <w:lang w:val="en-US"/>
+        </w:rPr>
+        <w:t>(30% higher)</w:t>
+      </w:r>
+      <w:r>
+        <w:rPr>
+          <w:lang w:val="en-US"/>
+        </w:rPr>
+        <w:t>.</w:t>
+      </w:r>
+    </w:p>
+    <w:p>
+      <w:pPr>
+        <w:jc w:val="center"/>
+      </w:pPr>
+      <w:r>
+        <w:rPr>
+          <w:noProof/>
+        </w:rPr>
+        <w:drawing>
+          <wp:inline distT="0" distB="0" distL="0" distR="0">
+            <wp:extent cx="4399280" cy="2753192"/>
+            <wp:effectExtent l="0" t="0" r="0" b="0"/>
+            <wp:docPr id="4" name="Picture 4" descr="A close up of text on a white background&#10;&#10;Description automatically generated"/>
+            <wp:cNvGraphicFramePr>
+              <a:graphicFrameLocks xmlns:a="http://schemas.openxmlformats.org/drawingml/2006/main" noChangeAspect="1"/>
+            </wp:cNvGraphicFramePr>
+            <a:graphic xmlns:a="http://schemas.openxmlformats.org/drawingml/2006/main">
+              <a:graphicData uri="http://schemas.openxmlformats.org/drawingml/2006/picture">
+                <pic:pic xmlns:pic="http://schemas.openxmlformats.org/drawingml/2006/picture">
+                  <pic:nvPicPr>
+                    <pic:cNvPr id="0" name="Picture 7"/>
+                    <pic:cNvPicPr>
+                      <a:picLocks noChangeAspect="1" noChangeArrowheads="1"/>
+                    </pic:cNvPicPr>
+                  </pic:nvPicPr>
+                  <pic:blipFill>
+                    <a:blip r:embed="rId8">
+                      <a:extLst>
+                        <a:ext uri="{28A0092B-C50C-407E-A947-70E740481C1C}">
+                          <a14:useLocalDpi xmlns:a14="http://schemas.microsoft.com/office/drawing/2010/main" val="0"/>
+                        </a:ext>
+                      </a:extLst>
+                    </a:blip>
+                    <a:srcRect/>
+                    <a:stretch>
+                      <a:fillRect/>
+                    </a:stretch>
+                  </pic:blipFill>
+                  <pic:spPr bwMode="auto">
+                    <a:xfrm>
+                      <a:off x="0" y="0"/>
+                      <a:ext cx="4404354" cy="2756368"/>
+                    </a:xfrm>
+                    <a:prstGeom prst="rect">
+                      <a:avLst/>
+                    </a:prstGeom>
+                    <a:noFill/>
+                    <a:ln>
+                      <a:noFill/>
+                    </a:ln>
+                  </pic:spPr>
+                </pic:pic>
+              </a:graphicData>
+            </a:graphic>
+          </wp:inline>
+        </w:drawing>
+      </w:r>
+    </w:p>
+    <w:p>
+      <w:pPr>
+        <w:rPr>
+          <w:lang w:val="en-US"/>
+        </w:rPr>
+      </w:pPr>
+      <w:r>
+        <w:rPr>
+          <w:lang w:val="en-US"/>
+        </w:rPr>
+        <w:t>It seems purely adding a new layer is not a good idea.</w:t>
+      </w:r>
+      <w:r>
+        <w:rPr>
+          <w:lang w:val="en-US"/>
+        </w:rPr>
+        <w:t xml:space="preserve"> Adding one more layer would involve 1056 new weights to update. I think it just depends regarding the effect of adding more layers for accuracy. If the problem scenario is strongly underfit and needs more layers for higher abstraction, it would help. But in our case it doesn’t</w:t>
+      </w:r>
+      <w:r>
+        <w:rPr>
+          <w:lang w:val="en-US"/>
+        </w:rPr>
+        <w:t xml:space="preserve">, and the computation time definitely increased since more neurons have to be </w:t>
+      </w:r>
+      <w:r>
+        <w:rPr>
+          <w:lang w:val="en-US"/>
+        </w:rPr>
+        <w:t>computed</w:t>
+      </w:r>
+      <w:r>
+        <w:rPr>
+          <w:lang w:val="en-US"/>
+        </w:rPr>
+        <w:t>/</w:t>
+      </w:r>
+      <w:r>
+        <w:rPr>
+          <w:lang w:val="en-US"/>
+        </w:rPr>
+        <w:t>updated</w:t>
+      </w:r>
+      <w:r>
+        <w:rPr>
+          <w:lang w:val="en-US"/>
+        </w:rPr>
+        <w:t xml:space="preserve"> in the forward</w:t>
+      </w:r>
+      <w:r>
+        <w:rPr>
+          <w:lang w:val="en-US"/>
+        </w:rPr>
+        <w:t>/</w:t>
+      </w:r>
+      <w:r>
+        <w:rPr>
+          <w:lang w:val="en-US"/>
+        </w:rPr>
+        <w:t>backward propagation.</w:t>
+      </w:r>
+    </w:p>
+    <w:p>
+      <w:pPr>
+        <w:rPr>
+          <w:lang w:val="en-US"/>
+        </w:rPr>
+      </w:pPr>
+    </w:p>
+    <w:p>
+      <w:pPr>
+        <w:rPr>
+          <w:lang w:val="en-US"/>
+        </w:rPr>
+      </w:pPr>
+      <w:r>
+        <w:rPr>
+          <w:lang w:val="en-US"/>
+        </w:rPr>
+        <w:t xml:space="preserve">6. </w:t>
+      </w:r>
+      <w:r>
+        <w:rPr>
+          <w:lang w:val="en-US"/>
+        </w:rPr>
+        <w:t>Adding dropout.</w:t>
+      </w:r>
+    </w:p>
+    <w:p>
+      <w:pPr>
+        <w:rPr>
+          <w:lang w:val="en-US"/>
+        </w:rPr>
+      </w:pPr>
+      <w:r>
+        <w:rPr>
+          <w:lang w:val="en-US"/>
+        </w:rPr>
+        <w:t>Three dropout layers are added after input and hidden layers respectivel</w:t>
+      </w:r>
+      <w:r>
+        <w:rPr>
+          <w:lang w:val="en-US"/>
+        </w:rPr>
+        <w:t>y</w:t>
+      </w:r>
+      <w:r>
+        <w:rPr>
+          <w:lang w:val="en-US"/>
+        </w:rPr>
+        <w:t>, with a dropout rate of 0.5</w:t>
+      </w:r>
+      <w:r>
+        <w:rPr>
+          <w:lang w:val="en-US"/>
+        </w:rPr>
+        <w:t>.</w:t>
+      </w:r>
+      <w:r>
+        <w:rPr>
+          <w:lang w:val="en-US"/>
+        </w:rPr>
+        <w:t xml:space="preserve"> Accuracy declined to .9382(2.4% lower) and computation time increased to 165s(126% higher).</w:t>
+      </w:r>
+    </w:p>
+    <w:p>
+      <w:pPr>
+        <w:jc w:val="center"/>
+      </w:pPr>
+      <w:r>
+        <w:rPr>
+          <w:noProof/>
+          <w:lang w:val="en-US"/>
+        </w:rPr>
+        <w:drawing>
+          <wp:inline distT="0" distB="0" distL="0" distR="0">
+            <wp:extent cx="3840480" cy="2403479"/>
+            <wp:effectExtent l="0" t="0" r="0" b="0"/>
+            <wp:docPr id="5" name="Picture 5" descr="A close up of text on a white background&#10;&#10;Description automatically generated"/>
+            <wp:cNvGraphicFramePr>
+              <a:graphicFrameLocks xmlns:a="http://schemas.openxmlformats.org/drawingml/2006/main" noChangeAspect="1"/>
+            </wp:cNvGraphicFramePr>
+            <a:graphic xmlns:a="http://schemas.openxmlformats.org/drawingml/2006/main">
+              <a:graphicData uri="http://schemas.openxmlformats.org/drawingml/2006/picture">
+                <pic:pic xmlns:pic="http://schemas.openxmlformats.org/drawingml/2006/picture">
+                  <pic:nvPicPr>
+                    <pic:cNvPr id="0" name="Picture 9"/>
+                    <pic:cNvPicPr>
+                      <a:picLocks noChangeAspect="1" noChangeArrowheads="1"/>
+                    </pic:cNvPicPr>
+                  </pic:nvPicPr>
+                  <pic:blipFill>
+                    <a:blip r:embed="rId9">
+                      <a:extLst>
+                        <a:ext uri="{28A0092B-C50C-407E-A947-70E740481C1C}">
+                          <a14:useLocalDpi xmlns:a14="http://schemas.microsoft.com/office/drawing/2010/main" val="0"/>
+                        </a:ext>
+                      </a:extLst>
+                    </a:blip>
+                    <a:srcRect/>
+                    <a:stretch>
+                      <a:fillRect/>
+                    </a:stretch>
+                  </pic:blipFill>
+                  <pic:spPr bwMode="auto">
+                    <a:xfrm>
+                      <a:off x="0" y="0"/>
+                      <a:ext cx="3852285" cy="2410867"/>
+                    </a:xfrm>
+                    <a:prstGeom prst="rect">
+                      <a:avLst/>
+                    </a:prstGeom>
+                    <a:noFill/>
+                    <a:ln>
+                      <a:noFill/>
+                    </a:ln>
+                  </pic:spPr>
+                </pic:pic>
+              </a:graphicData>
+            </a:graphic>
+          </wp:inline>
+        </w:drawing>
+      </w:r>
+    </w:p>
+    <w:p>
+      <w:pPr>
+        <w:rPr>
+          <w:lang w:val="en-US"/>
+        </w:rPr>
+      </w:pPr>
+      <w:r>
+        <w:rPr>
+          <w:lang w:val="en-US"/>
+        </w:rPr>
+        <w:t>50% of the neurons are dropped after each hidden layer, which caused underfitting in our case.</w:t>
+      </w:r>
+      <w:r>
+        <w:rPr>
+          <w:lang w:val="en-US"/>
+        </w:rPr>
+        <w:t xml:space="preserve"> Dropout reduces overfitting by randomly ignoring a certain portion of the neurons in a </w:t>
+      </w:r>
+      <w:r>
+        <w:rPr>
+          <w:lang w:val="en-US"/>
+        </w:rPr>
+        <w:lastRenderedPageBreak/>
+        <w:t xml:space="preserve">layer. So the remaining neurons have more “burden” modeling the mapping between input and output, thus </w:t>
+      </w:r>
+      <w:r>
+        <w:rPr>
+          <w:lang w:val="en-US"/>
+        </w:rPr>
+        <w:t>making</w:t>
+      </w:r>
+      <w:r>
+        <w:rPr>
+          <w:lang w:val="en-US"/>
+        </w:rPr>
+        <w:t xml:space="preserve"> </w:t>
+      </w:r>
+      <w:r>
+        <w:rPr>
+          <w:lang w:val="en-US"/>
+        </w:rPr>
+        <w:t>random noise in the training process</w:t>
+      </w:r>
+      <w:r>
+        <w:rPr>
+          <w:lang w:val="en-US"/>
+        </w:rPr>
+        <w:t xml:space="preserve"> to make the model generalize better.</w:t>
+      </w:r>
+    </w:p>
+    <w:p>
+      <w:pPr>
+        <w:rPr>
+          <w:lang w:val="en-US"/>
+        </w:rPr>
+      </w:pPr>
+      <w:r>
+        <w:rPr>
+          <w:lang w:val="en-US"/>
+        </w:rPr>
+        <w:t>But in our case, 0.5 is a drop rate way too high. A drop rate of 0.2 would increase the accuracy to</w:t>
+      </w:r>
+      <w:r>
+        <w:rPr>
+          <w:lang w:val="en-US"/>
+        </w:rPr>
+        <w:t xml:space="preserve"> </w:t>
+      </w:r>
+      <w:r>
+        <w:rPr>
+          <w:rFonts w:hint="eastAsia"/>
+          <w:lang w:val="en-US"/>
+        </w:rPr>
+        <w:t>.</w:t>
+      </w:r>
+      <w:r>
+        <w:rPr>
+          <w:lang w:val="en-US"/>
+        </w:rPr>
+        <w:t>9707</w:t>
+      </w:r>
+      <w:r>
+        <w:rPr>
+          <w:lang w:val="en-US"/>
+        </w:rPr>
+        <w:t>(0.98% higher)</w:t>
+      </w:r>
+      <w:r>
+        <w:rPr>
+          <w:lang w:val="en-US"/>
+        </w:rPr>
+        <w:t>.</w:t>
+      </w:r>
+    </w:p>
+    <w:p>
+      <w:pPr>
+        <w:rPr>
+          <w:lang w:val="en-US"/>
+        </w:rPr>
+      </w:pPr>
+    </w:p>
+    <w:p>
+      <w:pPr>
+        <w:rPr>
+          <w:lang w:val="en-US"/>
+        </w:rPr>
+      </w:pPr>
+      <w:r>
+        <w:rPr>
+          <w:lang w:val="en-US"/>
+        </w:rPr>
+        <w:t xml:space="preserve">7. </w:t>
+      </w:r>
+      <w:r>
+        <w:rPr>
+          <w:lang w:val="en-US"/>
+        </w:rPr>
+        <w:t>Combine the positive aspects and create the best one.</w:t>
+      </w:r>
+    </w:p>
+    <w:p>
+      <w:pPr>
+        <w:rPr>
+          <w:lang w:val="en-US"/>
+        </w:rPr>
+      </w:pPr>
+      <w:r>
+        <w:rPr>
+          <w:lang w:val="en-US"/>
+        </w:rPr>
+        <w:t>Let’s try to combine all the positive points:</w:t>
+      </w:r>
+    </w:p>
+    <w:p>
+      <w:pPr>
+        <w:ind w:left="720"/>
+        <w:rPr>
+          <w:lang w:val="en-US"/>
+        </w:rPr>
+      </w:pPr>
+      <w:r>
+        <w:rPr>
+          <w:lang w:val="en-US"/>
+        </w:rPr>
+        <w:t xml:space="preserve">- </w:t>
+      </w:r>
+      <w:r>
+        <w:rPr>
+          <w:lang w:val="en-US"/>
+        </w:rPr>
+        <w:t>more neurons for each layer</w:t>
+      </w:r>
+    </w:p>
+    <w:p>
+      <w:pPr>
+        <w:ind w:left="720"/>
+        <w:rPr>
+          <w:lang w:val="en-US"/>
+        </w:rPr>
+      </w:pPr>
+      <w:r>
+        <w:rPr>
+          <w:lang w:val="en-US"/>
+        </w:rPr>
+        <w:t xml:space="preserve">- </w:t>
+      </w:r>
+      <w:r>
+        <w:rPr>
+          <w:lang w:val="en-US"/>
+        </w:rPr>
+        <w:t>SGD with learning rate and momentum</w:t>
+      </w:r>
+    </w:p>
+    <w:p>
+      <w:pPr>
+        <w:ind w:left="720"/>
+        <w:rPr>
+          <w:lang w:val="en-US"/>
+        </w:rPr>
+      </w:pPr>
+      <w:r>
+        <w:rPr>
+          <w:lang w:val="en-US"/>
+        </w:rPr>
+        <w:t xml:space="preserve">- </w:t>
+      </w:r>
+      <w:r>
+        <w:rPr>
+          <w:lang w:val="en-US"/>
+        </w:rPr>
+        <w:t>smaller batch size</w:t>
+      </w:r>
+    </w:p>
+    <w:p>
+      <w:pPr>
+        <w:ind w:left="720"/>
+        <w:rPr>
+          <w:lang w:val="en-US"/>
+        </w:rPr>
+      </w:pPr>
+      <w:r>
+        <w:rPr>
+          <w:lang w:val="en-US"/>
+        </w:rPr>
+        <w:t xml:space="preserve">- </w:t>
+      </w:r>
+      <w:r>
+        <w:rPr>
+          <w:lang w:val="en-US"/>
+        </w:rPr>
+        <w:t>adding dropout but with smaller dropout rate</w:t>
+      </w:r>
+    </w:p>
+    <w:p>
+      <w:pPr>
+        <w:rPr>
+          <w:lang w:val="en-US"/>
+        </w:rPr>
+      </w:pPr>
+    </w:p>
+    <w:p>
+      <w:pPr>
+        <w:rPr>
+          <w:lang w:val="en-US"/>
+        </w:rPr>
+      </w:pPr>
+      <w:r>
+        <w:rPr>
+          <w:lang w:val="en-US"/>
+        </w:rPr>
+        <w:t xml:space="preserve">Th model </w:t>
+      </w:r>
+      <w:r>
+        <w:rPr>
+          <w:lang w:val="en-US"/>
+        </w:rPr>
+        <w:t>has the architecture as follows:</w:t>
+      </w:r>
+    </w:p>
+    <w:p>
+      <w:pPr>
+        <w:pStyle w:val="HTMLPreformatted"/>
+        <w:shd w:val="clear" w:color="auto" w:fill="FFFFFF"/>
+        <w:wordWrap w:val="0"/>
+        <w:textAlignment w:val="baseline"/>
+        <w:rPr>
+          <w:color w:val="000000"/>
+          <w:sz w:val="21"/>
+          <w:szCs w:val="21"/>
+        </w:rPr>
+      </w:pPr>
+      <w:r>
+        <w:rPr>
+          <w:color w:val="000000"/>
+          <w:sz w:val="21"/>
+          <w:szCs w:val="21"/>
+        </w:rPr>
+        <w:t>_________________________________________________________________</w:t>
+      </w:r>
+    </w:p>
+    <w:p>
+      <w:pPr>
+        <w:pStyle w:val="HTMLPreformatted"/>
+        <w:shd w:val="clear" w:color="auto" w:fill="FFFFFF"/>
+        <w:wordWrap w:val="0"/>
+        <w:textAlignment w:val="baseline"/>
+        <w:rPr>
+          <w:color w:val="000000"/>
+          <w:sz w:val="21"/>
+          <w:szCs w:val="21"/>
+        </w:rPr>
+      </w:pPr>
+      <w:r>
+        <w:rPr>
+          <w:color w:val="000000"/>
+          <w:sz w:val="21"/>
+          <w:szCs w:val="21"/>
+        </w:rPr>
+        <w:t xml:space="preserve">Layer (type)                 Output Shape              Param #   </w:t>
+      </w:r>
+    </w:p>
+    <w:p>
+      <w:pPr>
+        <w:pStyle w:val="HTMLPreformatted"/>
+        <w:shd w:val="clear" w:color="auto" w:fill="FFFFFF"/>
+        <w:wordWrap w:val="0"/>
+        <w:textAlignment w:val="baseline"/>
+        <w:rPr>
+          <w:color w:val="000000"/>
+          <w:sz w:val="21"/>
+          <w:szCs w:val="21"/>
+        </w:rPr>
+      </w:pPr>
+      <w:r>
+        <w:rPr>
+          <w:color w:val="000000"/>
+          <w:sz w:val="21"/>
+          <w:szCs w:val="21"/>
+        </w:rPr>
+        <w:t>=================================================================</w:t>
+      </w:r>
+    </w:p>
+    <w:p>
+      <w:pPr>
+        <w:pStyle w:val="HTMLPreformatted"/>
+        <w:shd w:val="clear" w:color="auto" w:fill="FFFFFF"/>
+        <w:wordWrap w:val="0"/>
+        <w:textAlignment w:val="baseline"/>
+        <w:rPr>
+          <w:color w:val="000000"/>
+          <w:sz w:val="21"/>
+          <w:szCs w:val="21"/>
+        </w:rPr>
+      </w:pPr>
+      <w:r>
+        <w:rPr>
+          <w:color w:val="000000"/>
+          <w:sz w:val="21"/>
+          <w:szCs w:val="21"/>
+        </w:rPr>
+        <w:t xml:space="preserve">dropout_30 (Dropout)         (None, 784)               0         </w:t>
+      </w:r>
+    </w:p>
+    <w:p>
+      <w:pPr>
+        <w:pStyle w:val="HTMLPreformatted"/>
+        <w:shd w:val="clear" w:color="auto" w:fill="FFFFFF"/>
+        <w:wordWrap w:val="0"/>
+        <w:textAlignment w:val="baseline"/>
+        <w:rPr>
+          <w:color w:val="000000"/>
+          <w:sz w:val="21"/>
+          <w:szCs w:val="21"/>
+        </w:rPr>
+      </w:pPr>
+      <w:r>
+        <w:rPr>
+          <w:color w:val="000000"/>
+          <w:sz w:val="21"/>
+          <w:szCs w:val="21"/>
+        </w:rPr>
+        <w:t>_________________________________________________________________</w:t>
+      </w:r>
+    </w:p>
+    <w:p>
+      <w:pPr>
+        <w:pStyle w:val="HTMLPreformatted"/>
+        <w:shd w:val="clear" w:color="auto" w:fill="FFFFFF"/>
+        <w:wordWrap w:val="0"/>
+        <w:textAlignment w:val="baseline"/>
+        <w:rPr>
+          <w:color w:val="000000"/>
+          <w:sz w:val="21"/>
+          <w:szCs w:val="21"/>
+        </w:rPr>
+      </w:pPr>
+      <w:r>
+        <w:rPr>
+          <w:color w:val="000000"/>
+          <w:sz w:val="21"/>
+          <w:szCs w:val="21"/>
+        </w:rPr>
+        <w:t xml:space="preserve">dense_98 (Dense)             (None, 80)                62800     </w:t>
+      </w:r>
+    </w:p>
+    <w:p>
+      <w:pPr>
+        <w:pStyle w:val="HTMLPreformatted"/>
+        <w:shd w:val="clear" w:color="auto" w:fill="FFFFFF"/>
+        <w:wordWrap w:val="0"/>
+        <w:textAlignment w:val="baseline"/>
+        <w:rPr>
+          <w:color w:val="000000"/>
+          <w:sz w:val="21"/>
+          <w:szCs w:val="21"/>
+        </w:rPr>
+      </w:pPr>
+      <w:r>
+        <w:rPr>
+          <w:color w:val="000000"/>
+          <w:sz w:val="21"/>
+          <w:szCs w:val="21"/>
+        </w:rPr>
+        <w:t>_________________________________________________________________</w:t>
+      </w:r>
+    </w:p>
+    <w:p>
+      <w:pPr>
+        <w:pStyle w:val="HTMLPreformatted"/>
+        <w:shd w:val="clear" w:color="auto" w:fill="FFFFFF"/>
+        <w:wordWrap w:val="0"/>
+        <w:textAlignment w:val="baseline"/>
+        <w:rPr>
+          <w:color w:val="000000"/>
+          <w:sz w:val="21"/>
+          <w:szCs w:val="21"/>
+        </w:rPr>
+      </w:pPr>
+      <w:r>
+        <w:rPr>
+          <w:color w:val="000000"/>
+          <w:sz w:val="21"/>
+          <w:szCs w:val="21"/>
+        </w:rPr>
+        <w:t xml:space="preserve">dropout_31 (Dropout)         (None, 80)                0         </w:t>
+      </w:r>
+    </w:p>
+    <w:p>
+      <w:pPr>
+        <w:pStyle w:val="HTMLPreformatted"/>
+        <w:shd w:val="clear" w:color="auto" w:fill="FFFFFF"/>
+        <w:wordWrap w:val="0"/>
+        <w:textAlignment w:val="baseline"/>
+        <w:rPr>
+          <w:color w:val="000000"/>
+          <w:sz w:val="21"/>
+          <w:szCs w:val="21"/>
+        </w:rPr>
+      </w:pPr>
+      <w:r>
+        <w:rPr>
+          <w:color w:val="000000"/>
+          <w:sz w:val="21"/>
+          <w:szCs w:val="21"/>
+        </w:rPr>
+        <w:t>_________________________________________________________________</w:t>
+      </w:r>
+    </w:p>
+    <w:p>
+      <w:pPr>
+        <w:pStyle w:val="HTMLPreformatted"/>
+        <w:shd w:val="clear" w:color="auto" w:fill="FFFFFF"/>
+        <w:wordWrap w:val="0"/>
+        <w:textAlignment w:val="baseline"/>
+        <w:rPr>
+          <w:color w:val="000000"/>
+          <w:sz w:val="21"/>
+          <w:szCs w:val="21"/>
+        </w:rPr>
+      </w:pPr>
+      <w:r>
+        <w:rPr>
+          <w:color w:val="000000"/>
+          <w:sz w:val="21"/>
+          <w:szCs w:val="21"/>
+        </w:rPr>
+        <w:t xml:space="preserve">dense_99 (Dense)             (None, 80)                6480      </w:t>
+      </w:r>
+    </w:p>
+    <w:p>
+      <w:pPr>
+        <w:pStyle w:val="HTMLPreformatted"/>
+        <w:shd w:val="clear" w:color="auto" w:fill="FFFFFF"/>
+        <w:wordWrap w:val="0"/>
+        <w:textAlignment w:val="baseline"/>
+        <w:rPr>
+          <w:color w:val="000000"/>
+          <w:sz w:val="21"/>
+          <w:szCs w:val="21"/>
+        </w:rPr>
+      </w:pPr>
+      <w:r>
+        <w:rPr>
+          <w:color w:val="000000"/>
+          <w:sz w:val="21"/>
+          <w:szCs w:val="21"/>
+        </w:rPr>
+        <w:t>_________________________________________________________________</w:t>
+      </w:r>
+    </w:p>
+    <w:p>
+      <w:pPr>
+        <w:pStyle w:val="HTMLPreformatted"/>
+        <w:shd w:val="clear" w:color="auto" w:fill="FFFFFF"/>
+        <w:wordWrap w:val="0"/>
+        <w:textAlignment w:val="baseline"/>
+        <w:rPr>
+          <w:color w:val="000000"/>
+          <w:sz w:val="21"/>
+          <w:szCs w:val="21"/>
+        </w:rPr>
+      </w:pPr>
+      <w:r>
+        <w:rPr>
+          <w:color w:val="000000"/>
+          <w:sz w:val="21"/>
+          <w:szCs w:val="21"/>
+        </w:rPr>
+        <w:t xml:space="preserve">dropout_32 (Dropout)         (None, 80)                0         </w:t>
+      </w:r>
+    </w:p>
+    <w:p>
+      <w:pPr>
+        <w:pStyle w:val="HTMLPreformatted"/>
+        <w:shd w:val="clear" w:color="auto" w:fill="FFFFFF"/>
+        <w:wordWrap w:val="0"/>
+        <w:textAlignment w:val="baseline"/>
+        <w:rPr>
+          <w:color w:val="000000"/>
+          <w:sz w:val="21"/>
+          <w:szCs w:val="21"/>
+        </w:rPr>
+      </w:pPr>
+      <w:r>
+        <w:rPr>
+          <w:color w:val="000000"/>
+          <w:sz w:val="21"/>
+          <w:szCs w:val="21"/>
+        </w:rPr>
+        <w:t>_________________________________________________________________</w:t>
+      </w:r>
+    </w:p>
+    <w:p>
+      <w:pPr>
+        <w:pStyle w:val="HTMLPreformatted"/>
+        <w:shd w:val="clear" w:color="auto" w:fill="FFFFFF"/>
+        <w:wordWrap w:val="0"/>
+        <w:textAlignment w:val="baseline"/>
+        <w:rPr>
+          <w:color w:val="000000"/>
+          <w:sz w:val="21"/>
+          <w:szCs w:val="21"/>
+        </w:rPr>
+      </w:pPr>
+      <w:r>
+        <w:rPr>
+          <w:color w:val="000000"/>
+          <w:sz w:val="21"/>
+          <w:szCs w:val="21"/>
+        </w:rPr>
+        <w:t xml:space="preserve">output (Dense)               (None, 10)                810       </w:t>
+      </w:r>
+    </w:p>
+    <w:p>
+      <w:pPr>
+        <w:pStyle w:val="HTMLPreformatted"/>
+        <w:shd w:val="clear" w:color="auto" w:fill="FFFFFF"/>
+        <w:wordWrap w:val="0"/>
+        <w:textAlignment w:val="baseline"/>
+        <w:rPr>
+          <w:color w:val="000000"/>
+          <w:sz w:val="21"/>
+          <w:szCs w:val="21"/>
+        </w:rPr>
+      </w:pPr>
+      <w:r>
+        <w:rPr>
+          <w:color w:val="000000"/>
+          <w:sz w:val="21"/>
+          <w:szCs w:val="21"/>
+        </w:rPr>
+        <w:t>=================================================================</w:t>
+      </w:r>
+    </w:p>
+    <w:p>
+      <w:pPr>
+        <w:pStyle w:val="HTMLPreformatted"/>
+        <w:shd w:val="clear" w:color="auto" w:fill="FFFFFF"/>
+        <w:wordWrap w:val="0"/>
+        <w:textAlignment w:val="baseline"/>
+        <w:rPr>
+          <w:color w:val="000000"/>
+          <w:sz w:val="21"/>
+          <w:szCs w:val="21"/>
+        </w:rPr>
+      </w:pPr>
+      <w:r>
+        <w:rPr>
+          <w:color w:val="000000"/>
+          <w:sz w:val="21"/>
+          <w:szCs w:val="21"/>
+        </w:rPr>
+        <w:t>Total params: 70,090</w:t>
+      </w:r>
+    </w:p>
+    <w:p>
+      <w:pPr>
+        <w:pStyle w:val="HTMLPreformatted"/>
+        <w:shd w:val="clear" w:color="auto" w:fill="FFFFFF"/>
+        <w:wordWrap w:val="0"/>
+        <w:textAlignment w:val="baseline"/>
+        <w:rPr>
+          <w:color w:val="000000"/>
+          <w:sz w:val="21"/>
+          <w:szCs w:val="21"/>
+        </w:rPr>
+      </w:pPr>
+      <w:r>
+        <w:rPr>
+          <w:color w:val="000000"/>
+          <w:sz w:val="21"/>
+          <w:szCs w:val="21"/>
+        </w:rPr>
+        <w:t>Trainable params: 70,090</w:t>
+      </w:r>
+    </w:p>
+    <w:p>
+      <w:pPr>
+        <w:pStyle w:val="HTMLPreformatted"/>
+        <w:shd w:val="clear" w:color="auto" w:fill="FFFFFF"/>
+        <w:wordWrap w:val="0"/>
+        <w:textAlignment w:val="baseline"/>
+        <w:rPr>
+          <w:color w:val="000000"/>
+          <w:sz w:val="21"/>
+          <w:szCs w:val="21"/>
+        </w:rPr>
+      </w:pPr>
+      <w:r>
+        <w:rPr>
+          <w:color w:val="000000"/>
+          <w:sz w:val="21"/>
+          <w:szCs w:val="21"/>
+        </w:rPr>
+        <w:t>Non-trainable params: 0</w:t>
+      </w:r>
+    </w:p>
+    <w:p>
+      <w:pPr>
+        <w:pStyle w:val="HTMLPreformatted"/>
+        <w:shd w:val="clear" w:color="auto" w:fill="FFFFFF"/>
+        <w:wordWrap w:val="0"/>
+        <w:textAlignment w:val="baseline"/>
+        <w:rPr>
+          <w:color w:val="000000"/>
+          <w:sz w:val="21"/>
+          <w:szCs w:val="21"/>
+        </w:rPr>
+      </w:pPr>
       <w:bookmarkStart w:id="0" w:name="_GoBack"/>
       <w:bookmarkEnd w:id="0"/>
     </w:p>
     <w:p>
       <w:pPr>
         <w:rPr>
-          <w:rFonts w:eastAsia="Times New Roman" w:cstheme="minorHAnsi"/>
-        </w:rPr>
-      </w:pPr>
-    </w:p>
-    <w:p>
-      <w:pPr>
-        <w:rPr>
-          <w:rFonts w:eastAsia="Times New Roman" w:cstheme="minorHAnsi"/>
-        </w:rPr>
-      </w:pPr>
-    </w:p>
-    <w:p>
-      <w:pPr>
-        <w:rPr>
-          <w:rFonts w:eastAsia="Times New Roman" w:cstheme="minorHAnsi"/>
-        </w:rPr>
-      </w:pPr>
-    </w:p>
-    <w:p>
-      <w:pPr>
-        <w:rPr>
-          <w:rFonts w:eastAsia="Times New Roman" w:cstheme="minorHAnsi"/>
-        </w:rPr>
-      </w:pPr>
-    </w:p>
-    <w:p>
-      <w:pPr>
-        <w:rPr>
-          <w:rFonts w:eastAsia="Times New Roman" w:cstheme="minorHAnsi"/>
-        </w:rPr>
-      </w:pPr>
-    </w:p>
-    <w:p>
-      <w:pPr>
-        <w:rPr>
-          <w:rFonts w:eastAsia="Times New Roman" w:cstheme="minorHAnsi"/>
-        </w:rPr>
-      </w:pPr>
-    </w:p>
-    <w:p>
-      <w:pPr>
-        <w:rPr>
-          <w:rFonts w:eastAsia="Times New Roman" w:cstheme="minorHAnsi"/>
-        </w:rPr>
-      </w:pPr>
-    </w:p>
-    <w:p>
-      <w:pPr>
-        <w:rPr>
-          <w:rFonts w:eastAsia="Times New Roman" w:cstheme="minorHAnsi"/>
-        </w:rPr>
-      </w:pPr>
-    </w:p>
-    <w:p>
-      <w:pPr>
-        <w:rPr>
-          <w:rFonts w:eastAsia="Times New Roman" w:cstheme="minorHAnsi"/>
-        </w:rPr>
-      </w:pPr>
-    </w:p>
-    <w:p>
-      <w:pPr>
-        <w:rPr>
-          <w:rFonts w:eastAsia="Times New Roman" w:cstheme="minorHAnsi"/>
-        </w:rPr>
-      </w:pPr>
-    </w:p>
-    <w:p>
-      <w:pPr>
-        <w:rPr>
-          <w:rFonts w:eastAsia="Times New Roman" w:cstheme="minorHAnsi"/>
-        </w:rPr>
-      </w:pPr>
-    </w:p>
-    <w:p>
-      <w:pPr>
-        <w:rPr>
-          <w:rFonts w:cstheme="minorHAnsi"/>
+          <w:lang w:val="en-US"/>
+        </w:rPr>
+      </w:pPr>
+      <w:r>
+        <w:rPr>
+          <w:lang w:val="en-US"/>
+        </w:rPr>
+        <w:t>with SGD of 0.01 learning rate and 0.9 momentum, batch size of 32</w:t>
+      </w:r>
+      <w:r>
+        <w:rPr>
+          <w:lang w:val="en-US"/>
+        </w:rPr>
+        <w:t xml:space="preserve"> and </w:t>
+      </w:r>
+      <w:proofErr w:type="spellStart"/>
+      <w:r>
+        <w:rPr>
+          <w:lang w:val="en-US"/>
+        </w:rPr>
+        <w:t>drop out</w:t>
+      </w:r>
+      <w:proofErr w:type="spellEnd"/>
+      <w:r>
+        <w:rPr>
+          <w:lang w:val="en-US"/>
+        </w:rPr>
+        <w:t xml:space="preserve"> rate of 0.05.</w:t>
+      </w:r>
+    </w:p>
+    <w:p>
+      <w:pPr>
+        <w:rPr>
+          <w:lang w:val="en-US"/>
+        </w:rPr>
+      </w:pPr>
+      <w:r>
+        <w:rPr>
+          <w:lang w:val="en-US"/>
+        </w:rPr>
+        <w:t xml:space="preserve">The final accuracy was .9745(1.37% higher than base), and computation time was 244s(234% </w:t>
+      </w:r>
+      <w:r>
+        <w:rPr>
+          <w:lang w:val="en-US"/>
+        </w:rPr>
+        <w:t>longer</w:t>
+      </w:r>
+      <w:r>
+        <w:rPr>
+          <w:lang w:val="en-US"/>
+        </w:rPr>
+        <w:t xml:space="preserve"> than base)</w:t>
+      </w:r>
+      <w:r>
+        <w:rPr>
+          <w:lang w:val="en-US"/>
+        </w:rPr>
+        <w:t>.</w:t>
+      </w:r>
+    </w:p>
+    <w:p>
+      <w:pPr>
+        <w:rPr>
+          <w:lang w:val="en-US"/>
+        </w:rPr>
+      </w:pPr>
+    </w:p>
+    <w:p>
+      <w:pPr>
+        <w:rPr>
+          <w:lang w:val="en-US"/>
+        </w:rPr>
+      </w:pPr>
+      <w:r>
+        <w:rPr>
+          <w:lang w:val="en-US"/>
+        </w:rPr>
+        <w:t>8. Summary of all the parameters tuned.</w:t>
+      </w:r>
+    </w:p>
+    <w:p>
+      <w:pPr>
+        <w:rPr>
+          <w:lang w:val="en-US"/>
+        </w:rPr>
+      </w:pPr>
+      <w:r>
+        <w:rPr>
+          <w:lang w:val="en-US"/>
+        </w:rPr>
+        <w:t>In terms of accuracy, the parameters rank as follows.</w:t>
+      </w:r>
+    </w:p>
+    <w:p>
+      <w:pPr>
+        <w:ind w:left="720"/>
+        <w:rPr>
+          <w:lang w:val="en-US"/>
+        </w:rPr>
+      </w:pPr>
+      <w:r>
+        <w:rPr>
+          <w:lang w:val="en-US"/>
+        </w:rPr>
+        <w:t>-</w:t>
+      </w:r>
+      <w:r>
+        <w:rPr>
+          <w:lang w:val="en-US"/>
+        </w:rPr>
+        <w:t xml:space="preserve"> </w:t>
+      </w:r>
+      <w:r>
+        <w:rPr>
+          <w:lang w:val="en-US"/>
+        </w:rPr>
+        <w:t>dropout(</w:t>
+      </w:r>
+      <w:r>
+        <w:rPr>
+          <w:lang w:val="en-US"/>
+        </w:rPr>
+        <w:t xml:space="preserve">rate of </w:t>
+      </w:r>
+      <w:r>
+        <w:rPr>
+          <w:lang w:val="en-US"/>
+        </w:rPr>
+        <w:t>0.2)</w:t>
+      </w:r>
+      <w:r>
+        <w:rPr>
+          <w:lang w:val="en-US"/>
+        </w:rPr>
+        <w:tab/>
+      </w:r>
+      <w:r>
+        <w:rPr>
+          <w:lang w:val="en-US"/>
+        </w:rPr>
+        <w:tab/>
+      </w:r>
+      <w:r>
+        <w:rPr>
+          <w:lang w:val="en-US"/>
+        </w:rPr>
+        <w:tab/>
+      </w:r>
+      <w:r>
+        <w:rPr>
+          <w:lang w:val="en-US"/>
+        </w:rPr>
+        <w:t>+0.98%</w:t>
+      </w:r>
+    </w:p>
+    <w:p>
+      <w:pPr>
+        <w:ind w:left="720"/>
+        <w:rPr>
+          <w:lang w:val="en-US"/>
+        </w:rPr>
+      </w:pPr>
+      <w:r>
+        <w:rPr>
+          <w:lang w:val="en-US"/>
+        </w:rPr>
+        <w:t>- adding more neurons per layer</w:t>
+      </w:r>
+      <w:r>
+        <w:rPr>
+          <w:lang w:val="en-US"/>
+        </w:rPr>
+        <w:tab/>
+        <w:t>+0.48%</w:t>
+      </w:r>
+      <w:r>
+        <w:rPr>
+          <w:lang w:val="en-US"/>
+        </w:rPr>
+        <w:tab/>
+      </w:r>
+      <w:r>
+        <w:rPr>
+          <w:lang w:val="en-US"/>
+        </w:rPr>
+        <w:tab/>
+      </w:r>
+      <w:r>
+        <w:rPr>
+          <w:lang w:val="en-US"/>
+        </w:rPr>
+        <w:tab/>
+      </w:r>
+    </w:p>
+    <w:p>
+      <w:pPr>
+        <w:ind w:left="720"/>
+        <w:rPr>
+          <w:lang w:val="en-US"/>
+        </w:rPr>
+      </w:pPr>
+      <w:r>
+        <w:rPr>
+          <w:lang w:val="en-US"/>
+        </w:rPr>
+        <w:t>- adding learning rate &amp; momentum</w:t>
+      </w:r>
+      <w:r>
+        <w:rPr>
+          <w:lang w:val="en-US"/>
+        </w:rPr>
+        <w:tab/>
+      </w:r>
+      <w:r>
+        <w:rPr>
+          <w:lang w:val="en-US"/>
+        </w:rPr>
+        <w:t>+0.35%</w:t>
+      </w:r>
+    </w:p>
+    <w:p>
+      <w:pPr>
+        <w:ind w:left="720"/>
+        <w:rPr>
+          <w:lang w:val="en-US"/>
+        </w:rPr>
+      </w:pPr>
+      <w:r>
+        <w:rPr>
+          <w:lang w:val="en-US"/>
+        </w:rPr>
+        <w:t>- batch size of 32</w:t>
+      </w:r>
+      <w:r>
+        <w:rPr>
+          <w:lang w:val="en-US"/>
+        </w:rPr>
+        <w:tab/>
+      </w:r>
+      <w:r>
+        <w:rPr>
+          <w:lang w:val="en-US"/>
+        </w:rPr>
+        <w:tab/>
+      </w:r>
+      <w:r>
+        <w:rPr>
+          <w:lang w:val="en-US"/>
+        </w:rPr>
+        <w:tab/>
+      </w:r>
+      <w:r>
+        <w:rPr>
+          <w:lang w:val="en-US"/>
+        </w:rPr>
+        <w:t>+0.156%</w:t>
+      </w:r>
+    </w:p>
+    <w:p>
+      <w:pPr>
+        <w:ind w:left="720"/>
+        <w:rPr>
+          <w:rFonts w:hint="eastAsia"/>
+          <w:lang w:val="en-US"/>
+        </w:rPr>
+      </w:pPr>
+      <w:r>
+        <w:rPr>
+          <w:lang w:val="en-US"/>
+        </w:rPr>
+        <w:t xml:space="preserve">- </w:t>
+      </w:r>
+      <w:r>
+        <w:rPr>
+          <w:lang w:val="en-US"/>
+        </w:rPr>
+        <w:t>adding another layer</w:t>
+      </w:r>
+      <w:r>
+        <w:rPr>
+          <w:lang w:val="en-US"/>
+        </w:rPr>
+        <w:tab/>
+      </w:r>
+      <w:r>
+        <w:rPr>
+          <w:lang w:val="en-US"/>
+        </w:rPr>
+        <w:tab/>
+      </w:r>
+      <w:r>
+        <w:rPr>
+          <w:lang w:val="en-US"/>
+        </w:rPr>
+        <w:tab/>
+      </w:r>
+      <w:r>
+        <w:rPr>
+          <w:lang w:val="en-US"/>
+        </w:rPr>
+        <w:t>-0.24%</w:t>
+      </w:r>
+    </w:p>
+    <w:p>
+      <w:pPr>
+        <w:rPr>
+          <w:lang w:val="en-US"/>
+        </w:rPr>
+      </w:pPr>
+      <w:r>
+        <w:rPr>
+          <w:lang w:val="en-US"/>
+        </w:rPr>
+        <w:tab/>
+        <w:t>- batch size of 128</w:t>
+      </w:r>
+      <w:r>
+        <w:rPr>
+          <w:lang w:val="en-US"/>
+        </w:rPr>
+        <w:tab/>
+      </w:r>
+      <w:r>
+        <w:rPr>
+          <w:lang w:val="en-US"/>
+        </w:rPr>
+        <w:tab/>
+      </w:r>
+      <w:r>
+        <w:rPr>
+          <w:lang w:val="en-US"/>
+        </w:rPr>
+        <w:tab/>
+      </w:r>
+      <w:r>
+        <w:rPr>
+          <w:lang w:val="en-US"/>
+        </w:rPr>
+        <w:t>-0.74%</w:t>
+      </w:r>
+    </w:p>
+    <w:p>
+      <w:pPr>
+        <w:rPr>
+          <w:lang w:val="en-US"/>
+        </w:rPr>
+      </w:pPr>
+      <w:r>
+        <w:rPr>
+          <w:lang w:val="en-US"/>
+        </w:rPr>
+        <w:t xml:space="preserve">In general, </w:t>
+      </w:r>
+      <w:r>
+        <w:rPr>
+          <w:lang w:val="en-US"/>
+        </w:rPr>
+        <w:t>adding dropout and more neurons per layer, adapting learning rate</w:t>
+      </w:r>
+      <w:r>
+        <w:rPr>
+          <w:lang w:val="en-US"/>
+        </w:rPr>
+        <w:t xml:space="preserve"> and reducing batch size</w:t>
+      </w:r>
+      <w:r>
+        <w:rPr>
+          <w:lang w:val="en-US"/>
+        </w:rPr>
+        <w:t xml:space="preserve"> helps improve accuracy for our case of MNIST classification.</w:t>
+      </w:r>
+      <w:r>
+        <w:rPr>
+          <w:lang w:val="en-US"/>
+        </w:rPr>
+        <w:t xml:space="preserve"> More neurons enable more complicated mapping between inputs and outputs, and dropout reduces overfitting. Small batch size also helps on tinkering gradients via smaller steps.</w:t>
+      </w:r>
+    </w:p>
+    <w:p>
+      <w:pPr>
+        <w:rPr>
+          <w:lang w:val="en-US"/>
+        </w:rPr>
+      </w:pPr>
+    </w:p>
+    <w:p>
+      <w:pPr>
+        <w:rPr>
+          <w:lang w:val="en-US"/>
+        </w:rPr>
+      </w:pPr>
+      <w:r>
+        <w:rPr>
+          <w:lang w:val="en-US"/>
+        </w:rPr>
+        <w:t>In terms of computation time, the parameters rank as follows</w:t>
+      </w:r>
+      <w:r>
+        <w:rPr>
+          <w:lang w:val="en-US"/>
+        </w:rPr>
+        <w:t>.</w:t>
+      </w:r>
+    </w:p>
+    <w:p>
+      <w:pPr>
+        <w:rPr>
+          <w:lang w:val="en-US"/>
+        </w:rPr>
+      </w:pPr>
+      <w:r>
+        <w:rPr>
+          <w:lang w:val="en-US"/>
+        </w:rPr>
+        <w:tab/>
+        <w:t>- batch size of 128</w:t>
+      </w:r>
+      <w:r>
+        <w:rPr>
+          <w:lang w:val="en-US"/>
+        </w:rPr>
+        <w:tab/>
+      </w:r>
+      <w:r>
+        <w:rPr>
+          <w:lang w:val="en-US"/>
+        </w:rPr>
+        <w:tab/>
+      </w:r>
+      <w:r>
+        <w:rPr>
+          <w:lang w:val="en-US"/>
+        </w:rPr>
+        <w:tab/>
+      </w:r>
+      <w:r>
+        <w:rPr>
+          <w:lang w:val="en-US"/>
+        </w:rPr>
+        <w:t>-19.9%</w:t>
+      </w:r>
+    </w:p>
+    <w:p>
+      <w:pPr>
+        <w:rPr>
+          <w:lang w:val="en-US"/>
+        </w:rPr>
+      </w:pPr>
+      <w:r>
+        <w:rPr>
+          <w:lang w:val="en-US"/>
+        </w:rPr>
+        <w:tab/>
+        <w:t xml:space="preserve">- </w:t>
+      </w:r>
+      <w:r>
+        <w:rPr>
+          <w:lang w:val="en-US"/>
+        </w:rPr>
+        <w:t>adding more neurons per layer</w:t>
+      </w:r>
+      <w:r>
+        <w:rPr>
+          <w:lang w:val="en-US"/>
+        </w:rPr>
+        <w:tab/>
+        <w:t>+17.8%</w:t>
+      </w:r>
+    </w:p>
+    <w:p>
+      <w:pPr>
+        <w:rPr>
+          <w:lang w:val="en-US"/>
+        </w:rPr>
+      </w:pPr>
+      <w:r>
+        <w:rPr>
+          <w:lang w:val="en-US"/>
+        </w:rPr>
+        <w:lastRenderedPageBreak/>
+        <w:tab/>
+        <w:t>- adding learning rate &amp; momentum</w:t>
+      </w:r>
+      <w:r>
+        <w:rPr>
+          <w:lang w:val="en-US"/>
+        </w:rPr>
+        <w:tab/>
+        <w:t>+26%</w:t>
+      </w:r>
+    </w:p>
+    <w:p>
+      <w:pPr>
+        <w:rPr>
+          <w:lang w:val="en-US"/>
+        </w:rPr>
+      </w:pPr>
+      <w:r>
+        <w:rPr>
+          <w:lang w:val="en-US"/>
+        </w:rPr>
+        <w:tab/>
+        <w:t>- add hidden layer</w:t>
+      </w:r>
+      <w:r>
+        <w:rPr>
+          <w:lang w:val="en-US"/>
+        </w:rPr>
+        <w:tab/>
+      </w:r>
+      <w:r>
+        <w:rPr>
+          <w:lang w:val="en-US"/>
+        </w:rPr>
+        <w:tab/>
+      </w:r>
+      <w:r>
+        <w:rPr>
+          <w:lang w:val="en-US"/>
+        </w:rPr>
+        <w:tab/>
+      </w:r>
+      <w:r>
+        <w:rPr>
+          <w:lang w:val="en-US"/>
+        </w:rPr>
+        <w:t>+30%</w:t>
+      </w:r>
+    </w:p>
+    <w:p>
+      <w:pPr>
+        <w:rPr>
+          <w:lang w:val="en-US"/>
+        </w:rPr>
+      </w:pPr>
+      <w:r>
+        <w:rPr>
+          <w:lang w:val="en-US"/>
+        </w:rPr>
+        <w:tab/>
+        <w:t>- batch size of 32</w:t>
+      </w:r>
+      <w:r>
+        <w:rPr>
+          <w:lang w:val="en-US"/>
+        </w:rPr>
+        <w:tab/>
+      </w:r>
+      <w:r>
+        <w:rPr>
+          <w:lang w:val="en-US"/>
+        </w:rPr>
+        <w:tab/>
+      </w:r>
+      <w:r>
+        <w:rPr>
+          <w:lang w:val="en-US"/>
+        </w:rPr>
+        <w:tab/>
+      </w:r>
+      <w:r>
+        <w:rPr>
+          <w:lang w:val="en-US"/>
+        </w:rPr>
+        <w:t>+69.9%</w:t>
+      </w:r>
+    </w:p>
+    <w:p>
+      <w:pPr>
+        <w:rPr>
+          <w:rFonts w:ascii="Batang" w:eastAsia="Batang" w:hAnsi="Batang" w:cs="Batang"/>
+          <w:lang w:val="en-US"/>
+        </w:rPr>
+      </w:pPr>
+      <w:r>
+        <w:rPr>
+          <w:rFonts w:ascii="Batang" w:eastAsia="Batang" w:hAnsi="Batang" w:cs="Batang"/>
+          <w:lang w:val="en-US"/>
+        </w:rPr>
+        <w:tab/>
+      </w:r>
+      <w:r>
+        <w:rPr>
+          <w:lang w:val="en-US"/>
+        </w:rPr>
+        <w:t>-</w:t>
+      </w:r>
+      <w:r>
+        <w:rPr>
+          <w:lang w:val="en-US"/>
+        </w:rPr>
+        <w:t xml:space="preserve"> </w:t>
+      </w:r>
+      <w:r>
+        <w:rPr>
+          <w:lang w:val="en-US"/>
+        </w:rPr>
+        <w:t>dropout</w:t>
+      </w:r>
+      <w:r>
+        <w:rPr>
+          <w:lang w:val="en-US"/>
+        </w:rPr>
+        <w:t>(rate of 0.5)</w:t>
+      </w:r>
+      <w:r>
+        <w:rPr>
+          <w:lang w:val="en-US"/>
+        </w:rPr>
+        <w:tab/>
+      </w:r>
+      <w:r>
+        <w:rPr>
+          <w:lang w:val="en-US"/>
+        </w:rPr>
+        <w:tab/>
+      </w:r>
+      <w:r>
+        <w:rPr>
+          <w:lang w:val="en-US"/>
+        </w:rPr>
+        <w:tab/>
+      </w:r>
+      <w:r>
+        <w:rPr>
+          <w:lang w:val="en-US"/>
+        </w:rPr>
+        <w:t>+126%</w:t>
+      </w:r>
+    </w:p>
+    <w:p>
+      <w:pPr>
+        <w:rPr>
+          <w:lang w:val="en-US"/>
+        </w:rPr>
+      </w:pPr>
+    </w:p>
+    <w:p>
+      <w:pPr>
+        <w:rPr>
+          <w:lang w:val="en-US"/>
+        </w:rPr>
+      </w:pPr>
+      <w:r>
+        <w:rPr>
+          <w:lang w:val="en-US"/>
+        </w:rPr>
+        <w:t xml:space="preserve">Larger batch size results in quicker training since it </w:t>
+      </w:r>
+      <w:r>
+        <w:rPr>
+          <w:lang w:val="en-US"/>
+        </w:rPr>
+        <w:t>increases</w:t>
+      </w:r>
+      <w:r>
+        <w:rPr>
+          <w:lang w:val="en-US"/>
+        </w:rPr>
+        <w:t xml:space="preserve"> parallelization.</w:t>
+      </w:r>
+      <w:r>
+        <w:rPr>
+          <w:lang w:val="en-US"/>
+        </w:rPr>
+        <w:t xml:space="preserve"> While though adding neurons and applying learning rate increases training time, they’re worth the cost. Dropout has a huge impact on computation time, so sometimes it is a tradeoff. There is no free lunch in machine learning world.</w:t>
+      </w:r>
+    </w:p>
+    <w:p>
+      <w:pPr>
+        <w:rPr>
+          <w:lang w:val="en-US"/>
+        </w:rPr>
+      </w:pPr>
+    </w:p>
+    <w:p>
+      <w:pPr>
+        <w:rPr>
+          <w:lang w:val="en-US"/>
+        </w:rPr>
+      </w:pPr>
+    </w:p>
+    <w:p>
+      <w:pPr>
+        <w:rPr>
+          <w:lang w:val="en-US"/>
+        </w:rPr>
+      </w:pPr>
+    </w:p>
+    <w:p>
+      <w:pPr>
+        <w:rPr>
+          <w:lang w:val="en-US"/>
+        </w:rPr>
+      </w:pPr>
+    </w:p>
+    <w:p>
+      <w:pPr>
+        <w:rPr>
+          <w:lang w:val="en-US"/>
+        </w:rPr>
+      </w:pPr>
+    </w:p>
+    <w:p>
+      <w:pPr>
+        <w:rPr>
+          <w:lang w:val="en-US"/>
+        </w:rPr>
+      </w:pPr>
+    </w:p>
+    <w:p>
+      <w:pPr>
+        <w:rPr>
+          <w:lang w:val="en-US"/>
+        </w:rPr>
+      </w:pPr>
+    </w:p>
+    <w:p>
+      <w:pPr>
+        <w:rPr>
+          <w:lang w:val="en-US"/>
+        </w:rPr>
+      </w:pPr>
+    </w:p>
+    <w:p>
+      <w:pPr>
+        <w:rPr>
           <w:lang w:val="en-US"/>
         </w:rPr>
       </w:pPr>
@@ -807,6 +3580,359 @@
     </w:sectPr>
   </w:body>
 </w:document>
+</file>
+
+<file path=word/numbering.xml><?xml version="1.0" encoding="utf-8"?>
+<w:numbering xmlns:wpc="http://schemas.microsoft.com/office/word/2010/wordprocessingCanvas" xmlns:cx="http://schemas.microsoft.com/office/drawing/2014/chartex" xmlns:cx1="http://schemas.microsoft.com/office/drawing/2015/9/8/chartex" xmlns:cx2="http://schemas.microsoft.com/office/drawing/2015/10/21/chartex" xmlns:cx3="http://schemas.microsoft.com/office/drawing/2016/5/9/chartex" xmlns:cx4="http://schemas.microsoft.com/office/drawing/2016/5/10/chartex" xmlns:cx5="http://schemas.microsoft.com/office/drawing/2016/5/11/chartex" xmlns:cx6="http://schemas.microsoft.com/office/drawing/2016/5/12/chartex" xmlns:cx7="http://schemas.microsoft.com/office/drawing/2016/5/13/chartex" xmlns:cx8="http://schemas.microsoft.com/office/drawing/2016/5/14/chartex" xmlns:mc="http://schemas.openxmlformats.org/markup-compatibility/2006" xmlns:aink="http://schemas.microsoft.com/office/drawing/2016/ink" xmlns:am3d="http://schemas.microsoft.com/office/drawing/2017/model3d" xmlns:o="urn:schemas-microsoft-com:office:office" xmlns:r="http://schemas.openxmlformats.org/officeDocument/2006/relationships" xmlns:m="http://schemas.openxmlformats.org/officeDocument/2006/math" xmlns:v="urn:schemas-microsoft-com:vml" xmlns:wp14="http://schemas.microsoft.com/office/word/2010/wordprocessingDrawing" xmlns:wp="http://schemas.openxmlformats.org/drawingml/2006/wordprocessingDrawing" xmlns:w10="urn:schemas-microsoft-com:office:word" xmlns:w="http://schemas.openxmlformats.org/wordprocessingml/2006/main" xmlns:w14="http://schemas.microsoft.com/office/word/2010/wordml" xmlns:w15="http://schemas.microsoft.com/office/word/2012/wordml" xmlns:w16cid="http://schemas.microsoft.com/office/word/2016/wordml/cid" xmlns:w16se="http://schemas.microsoft.com/office/word/2015/wordml/symex" xmlns:wpg="http://schemas.microsoft.com/office/word/2010/wordprocessingGroup" xmlns:wpi="http://schemas.microsoft.com/office/word/2010/wordprocessingInk" xmlns:wne="http://schemas.microsoft.com/office/word/2006/wordml" xmlns:wps="http://schemas.microsoft.com/office/word/2010/wordprocessingShape" mc:Ignorable="w14 w15 w16se w16cid wp14">
+  <w:abstractNum w:abstractNumId="0" w15:restartNumberingAfterBreak="0">
+    <w:nsid w:val="1C2749F1"/>
+    <w:multiLevelType w:val="hybridMultilevel"/>
+    <w:tmpl w:val="13202AA6"/>
+    <w:lvl w:ilvl="0" w:tplc="99FE4016">
+      <w:start w:val="7"/>
+      <w:numFmt w:val="bullet"/>
+      <w:lvlText w:val="-"/>
+      <w:lvlJc w:val="left"/>
+      <w:pPr>
+        <w:ind w:left="720" w:hanging="360"/>
+      </w:pPr>
+      <w:rPr>
+        <w:rFonts w:ascii="Times New Roman" w:eastAsia="Times New Roman" w:hAnsi="Times New Roman" w:cs="Times New Roman" w:hint="default"/>
+      </w:rPr>
+    </w:lvl>
+    <w:lvl w:ilvl="1" w:tplc="04090003" w:tentative="1">
+      <w:start w:val="1"/>
+      <w:numFmt w:val="bullet"/>
+      <w:lvlText w:val="o"/>
+      <w:lvlJc w:val="left"/>
+      <w:pPr>
+        <w:ind w:left="1440" w:hanging="360"/>
+      </w:pPr>
+      <w:rPr>
+        <w:rFonts w:ascii="Courier New" w:hAnsi="Courier New" w:cs="Courier New" w:hint="default"/>
+      </w:rPr>
+    </w:lvl>
+    <w:lvl w:ilvl="2" w:tplc="04090005" w:tentative="1">
+      <w:start w:val="1"/>
+      <w:numFmt w:val="bullet"/>
+      <w:lvlText w:val=""/>
+      <w:lvlJc w:val="left"/>
+      <w:pPr>
+        <w:ind w:left="2160" w:hanging="360"/>
+      </w:pPr>
+      <w:rPr>
+        <w:rFonts w:ascii="Wingdings" w:hAnsi="Wingdings" w:hint="default"/>
+      </w:rPr>
+    </w:lvl>
+    <w:lvl w:ilvl="3" w:tplc="04090001" w:tentative="1">
+      <w:start w:val="1"/>
+      <w:numFmt w:val="bullet"/>
+      <w:lvlText w:val=""/>
+      <w:lvlJc w:val="left"/>
+      <w:pPr>
+        <w:ind w:left="2880" w:hanging="360"/>
+      </w:pPr>
+      <w:rPr>
+        <w:rFonts w:ascii="Symbol" w:hAnsi="Symbol" w:hint="default"/>
+      </w:rPr>
+    </w:lvl>
+    <w:lvl w:ilvl="4" w:tplc="04090003" w:tentative="1">
+      <w:start w:val="1"/>
+      <w:numFmt w:val="bullet"/>
+      <w:lvlText w:val="o"/>
+      <w:lvlJc w:val="left"/>
+      <w:pPr>
+        <w:ind w:left="3600" w:hanging="360"/>
+      </w:pPr>
+      <w:rPr>
+        <w:rFonts w:ascii="Courier New" w:hAnsi="Courier New" w:cs="Courier New" w:hint="default"/>
+      </w:rPr>
+    </w:lvl>
+    <w:lvl w:ilvl="5" w:tplc="04090005" w:tentative="1">
+      <w:start w:val="1"/>
+      <w:numFmt w:val="bullet"/>
+      <w:lvlText w:val=""/>
+      <w:lvlJc w:val="left"/>
+      <w:pPr>
+        <w:ind w:left="4320" w:hanging="360"/>
+      </w:pPr>
+      <w:rPr>
+        <w:rFonts w:ascii="Wingdings" w:hAnsi="Wingdings" w:hint="default"/>
+      </w:rPr>
+    </w:lvl>
+    <w:lvl w:ilvl="6" w:tplc="04090001" w:tentative="1">
+      <w:start w:val="1"/>
+      <w:numFmt w:val="bullet"/>
+      <w:lvlText w:val=""/>
+      <w:lvlJc w:val="left"/>
+      <w:pPr>
+        <w:ind w:left="5040" w:hanging="360"/>
+      </w:pPr>
+      <w:rPr>
+        <w:rFonts w:ascii="Symbol" w:hAnsi="Symbol" w:hint="default"/>
+      </w:rPr>
+    </w:lvl>
+    <w:lvl w:ilvl="7" w:tplc="04090003" w:tentative="1">
+      <w:start w:val="1"/>
+      <w:numFmt w:val="bullet"/>
+      <w:lvlText w:val="o"/>
+      <w:lvlJc w:val="left"/>
+      <w:pPr>
+        <w:ind w:left="5760" w:hanging="360"/>
+      </w:pPr>
+      <w:rPr>
+        <w:rFonts w:ascii="Courier New" w:hAnsi="Courier New" w:cs="Courier New" w:hint="default"/>
+      </w:rPr>
+    </w:lvl>
+    <w:lvl w:ilvl="8" w:tplc="04090005" w:tentative="1">
+      <w:start w:val="1"/>
+      <w:numFmt w:val="bullet"/>
+      <w:lvlText w:val=""/>
+      <w:lvlJc w:val="left"/>
+      <w:pPr>
+        <w:ind w:left="6480" w:hanging="360"/>
+      </w:pPr>
+      <w:rPr>
+        <w:rFonts w:ascii="Wingdings" w:hAnsi="Wingdings" w:hint="default"/>
+      </w:rPr>
+    </w:lvl>
+  </w:abstractNum>
+  <w:abstractNum w:abstractNumId="1" w15:restartNumberingAfterBreak="0">
+    <w:nsid w:val="65EB479F"/>
+    <w:multiLevelType w:val="hybridMultilevel"/>
+    <w:tmpl w:val="58260BA8"/>
+    <w:lvl w:ilvl="0" w:tplc="43F8CE14">
+      <w:start w:val="7"/>
+      <w:numFmt w:val="bullet"/>
+      <w:lvlText w:val="-"/>
+      <w:lvlJc w:val="left"/>
+      <w:pPr>
+        <w:ind w:left="720" w:hanging="360"/>
+      </w:pPr>
+      <w:rPr>
+        <w:rFonts w:ascii="Times New Roman" w:eastAsia="Times New Roman" w:hAnsi="Times New Roman" w:cs="Times New Roman" w:hint="default"/>
+      </w:rPr>
+    </w:lvl>
+    <w:lvl w:ilvl="1" w:tplc="04090003" w:tentative="1">
+      <w:start w:val="1"/>
+      <w:numFmt w:val="bullet"/>
+      <w:lvlText w:val="o"/>
+      <w:lvlJc w:val="left"/>
+      <w:pPr>
+        <w:ind w:left="1440" w:hanging="360"/>
+      </w:pPr>
+      <w:rPr>
+        <w:rFonts w:ascii="Courier New" w:hAnsi="Courier New" w:cs="Courier New" w:hint="default"/>
+      </w:rPr>
+    </w:lvl>
+    <w:lvl w:ilvl="2" w:tplc="04090005" w:tentative="1">
+      <w:start w:val="1"/>
+      <w:numFmt w:val="bullet"/>
+      <w:lvlText w:val=""/>
+      <w:lvlJc w:val="left"/>
+      <w:pPr>
+        <w:ind w:left="2160" w:hanging="360"/>
+      </w:pPr>
+      <w:rPr>
+        <w:rFonts w:ascii="Wingdings" w:hAnsi="Wingdings" w:hint="default"/>
+      </w:rPr>
+    </w:lvl>
+    <w:lvl w:ilvl="3" w:tplc="04090001" w:tentative="1">
+      <w:start w:val="1"/>
+      <w:numFmt w:val="bullet"/>
+      <w:lvlText w:val=""/>
+      <w:lvlJc w:val="left"/>
+      <w:pPr>
+        <w:ind w:left="2880" w:hanging="360"/>
+      </w:pPr>
+      <w:rPr>
+        <w:rFonts w:ascii="Symbol" w:hAnsi="Symbol" w:hint="default"/>
+      </w:rPr>
+    </w:lvl>
+    <w:lvl w:ilvl="4" w:tplc="04090003" w:tentative="1">
+      <w:start w:val="1"/>
+      <w:numFmt w:val="bullet"/>
+      <w:lvlText w:val="o"/>
+      <w:lvlJc w:val="left"/>
+      <w:pPr>
+        <w:ind w:left="3600" w:hanging="360"/>
+      </w:pPr>
+      <w:rPr>
+        <w:rFonts w:ascii="Courier New" w:hAnsi="Courier New" w:cs="Courier New" w:hint="default"/>
+      </w:rPr>
+    </w:lvl>
+    <w:lvl w:ilvl="5" w:tplc="04090005" w:tentative="1">
+      <w:start w:val="1"/>
+      <w:numFmt w:val="bullet"/>
+      <w:lvlText w:val=""/>
+      <w:lvlJc w:val="left"/>
+      <w:pPr>
+        <w:ind w:left="4320" w:hanging="360"/>
+      </w:pPr>
+      <w:rPr>
+        <w:rFonts w:ascii="Wingdings" w:hAnsi="Wingdings" w:hint="default"/>
+      </w:rPr>
+    </w:lvl>
+    <w:lvl w:ilvl="6" w:tplc="04090001" w:tentative="1">
+      <w:start w:val="1"/>
+      <w:numFmt w:val="bullet"/>
+      <w:lvlText w:val=""/>
+      <w:lvlJc w:val="left"/>
+      <w:pPr>
+        <w:ind w:left="5040" w:hanging="360"/>
+      </w:pPr>
+      <w:rPr>
+        <w:rFonts w:ascii="Symbol" w:hAnsi="Symbol" w:hint="default"/>
+      </w:rPr>
+    </w:lvl>
+    <w:lvl w:ilvl="7" w:tplc="04090003" w:tentative="1">
+      <w:start w:val="1"/>
+      <w:numFmt w:val="bullet"/>
+      <w:lvlText w:val="o"/>
+      <w:lvlJc w:val="left"/>
+      <w:pPr>
+        <w:ind w:left="5760" w:hanging="360"/>
+      </w:pPr>
+      <w:rPr>
+        <w:rFonts w:ascii="Courier New" w:hAnsi="Courier New" w:cs="Courier New" w:hint="default"/>
+      </w:rPr>
+    </w:lvl>
+    <w:lvl w:ilvl="8" w:tplc="04090005" w:tentative="1">
+      <w:start w:val="1"/>
+      <w:numFmt w:val="bullet"/>
+      <w:lvlText w:val=""/>
+      <w:lvlJc w:val="left"/>
+      <w:pPr>
+        <w:ind w:left="6480" w:hanging="360"/>
+      </w:pPr>
+      <w:rPr>
+        <w:rFonts w:ascii="Wingdings" w:hAnsi="Wingdings" w:hint="default"/>
+      </w:rPr>
+    </w:lvl>
+  </w:abstractNum>
+  <w:abstractNum w:abstractNumId="2" w15:restartNumberingAfterBreak="0">
+    <w:nsid w:val="718C5B33"/>
+    <w:multiLevelType w:val="hybridMultilevel"/>
+    <w:tmpl w:val="EE78FDD2"/>
+    <w:lvl w:ilvl="0" w:tplc="8BC46DAC">
+      <w:start w:val="8"/>
+      <w:numFmt w:val="bullet"/>
+      <w:lvlText w:val="-"/>
+      <w:lvlJc w:val="left"/>
+      <w:pPr>
+        <w:ind w:left="720" w:hanging="360"/>
+      </w:pPr>
+      <w:rPr>
+        <w:rFonts w:ascii="Times New Roman" w:eastAsia="Times New Roman" w:hAnsi="Times New Roman" w:cs="Times New Roman" w:hint="default"/>
+      </w:rPr>
+    </w:lvl>
+    <w:lvl w:ilvl="1" w:tplc="04090003" w:tentative="1">
+      <w:start w:val="1"/>
+      <w:numFmt w:val="bullet"/>
+      <w:lvlText w:val="o"/>
+      <w:lvlJc w:val="left"/>
+      <w:pPr>
+        <w:ind w:left="1440" w:hanging="360"/>
+      </w:pPr>
+      <w:rPr>
+        <w:rFonts w:ascii="Courier New" w:hAnsi="Courier New" w:cs="Courier New" w:hint="default"/>
+      </w:rPr>
+    </w:lvl>
+    <w:lvl w:ilvl="2" w:tplc="04090005" w:tentative="1">
+      <w:start w:val="1"/>
+      <w:numFmt w:val="bullet"/>
+      <w:lvlText w:val=""/>
+      <w:lvlJc w:val="left"/>
+      <w:pPr>
+        <w:ind w:left="2160" w:hanging="360"/>
+      </w:pPr>
+      <w:rPr>
+        <w:rFonts w:ascii="Wingdings" w:hAnsi="Wingdings" w:hint="default"/>
+      </w:rPr>
+    </w:lvl>
+    <w:lvl w:ilvl="3" w:tplc="04090001" w:tentative="1">
+      <w:start w:val="1"/>
+      <w:numFmt w:val="bullet"/>
+      <w:lvlText w:val=""/>
+      <w:lvlJc w:val="left"/>
+      <w:pPr>
+        <w:ind w:left="2880" w:hanging="360"/>
+      </w:pPr>
+      <w:rPr>
+        <w:rFonts w:ascii="Symbol" w:hAnsi="Symbol" w:hint="default"/>
+      </w:rPr>
+    </w:lvl>
+    <w:lvl w:ilvl="4" w:tplc="04090003" w:tentative="1">
+      <w:start w:val="1"/>
+      <w:numFmt w:val="bullet"/>
+      <w:lvlText w:val="o"/>
+      <w:lvlJc w:val="left"/>
+      <w:pPr>
+        <w:ind w:left="3600" w:hanging="360"/>
+      </w:pPr>
+      <w:rPr>
+        <w:rFonts w:ascii="Courier New" w:hAnsi="Courier New" w:cs="Courier New" w:hint="default"/>
+      </w:rPr>
+    </w:lvl>
+    <w:lvl w:ilvl="5" w:tplc="04090005" w:tentative="1">
+      <w:start w:val="1"/>
+      <w:numFmt w:val="bullet"/>
+      <w:lvlText w:val=""/>
+      <w:lvlJc w:val="left"/>
+      <w:pPr>
+        <w:ind w:left="4320" w:hanging="360"/>
+      </w:pPr>
+      <w:rPr>
+        <w:rFonts w:ascii="Wingdings" w:hAnsi="Wingdings" w:hint="default"/>
+      </w:rPr>
+    </w:lvl>
+    <w:lvl w:ilvl="6" w:tplc="04090001" w:tentative="1">
+      <w:start w:val="1"/>
+      <w:numFmt w:val="bullet"/>
+      <w:lvlText w:val=""/>
+      <w:lvlJc w:val="left"/>
+      <w:pPr>
+        <w:ind w:left="5040" w:hanging="360"/>
+      </w:pPr>
+      <w:rPr>
+        <w:rFonts w:ascii="Symbol" w:hAnsi="Symbol" w:hint="default"/>
+      </w:rPr>
+    </w:lvl>
+    <w:lvl w:ilvl="7" w:tplc="04090003" w:tentative="1">
+      <w:start w:val="1"/>
+      <w:numFmt w:val="bullet"/>
+      <w:lvlText w:val="o"/>
+      <w:lvlJc w:val="left"/>
+      <w:pPr>
+        <w:ind w:left="5760" w:hanging="360"/>
+      </w:pPr>
+      <w:rPr>
+        <w:rFonts w:ascii="Courier New" w:hAnsi="Courier New" w:cs="Courier New" w:hint="default"/>
+      </w:rPr>
+    </w:lvl>
+    <w:lvl w:ilvl="8" w:tplc="04090005" w:tentative="1">
+      <w:start w:val="1"/>
+      <w:numFmt w:val="bullet"/>
+      <w:lvlText w:val=""/>
+      <w:lvlJc w:val="left"/>
+      <w:pPr>
+        <w:ind w:left="6480" w:hanging="360"/>
+      </w:pPr>
+      <w:rPr>
+        <w:rFonts w:ascii="Wingdings" w:hAnsi="Wingdings" w:hint="default"/>
+      </w:rPr>
+    </w:lvl>
+  </w:abstractNum>
+  <w:num w:numId="1">
+    <w:abstractNumId w:val="1"/>
+  </w:num>
+  <w:num w:numId="2">
+    <w:abstractNumId w:val="0"/>
+  </w:num>
+  <w:num w:numId="3">
+    <w:abstractNumId w:val="2"/>
+  </w:num>
+</w:numbering>
 </file>
 
 <file path=word/styles.xml><?xml version="1.0" encoding="utf-8"?>
@@ -1203,6 +4329,10 @@
   <w:style w:type="paragraph" w:default="1" w:styleId="Normal">
     <w:name w:val="Normal"/>
     <w:qFormat/>
+    <w:rsid w:val="006F1BEC"/>
+    <w:rPr>
+      <w:rFonts w:ascii="Times New Roman" w:eastAsia="Times New Roman" w:hAnsi="Times New Roman" w:cs="Times New Roman"/>
+    </w:rPr>
   </w:style>
   <w:style w:type="character" w:default="1" w:styleId="DefaultParagraphFont">
     <w:name w:val="Default Paragraph Font"/>
@@ -1241,6 +4371,9 @@
       <w:ind w:left="720"/>
       <w:contextualSpacing/>
     </w:pPr>
+    <w:rPr>
+      <w:rFonts w:asciiTheme="minorHAnsi" w:eastAsiaTheme="minorEastAsia" w:hAnsiTheme="minorHAnsi" w:cstheme="minorBidi"/>
+    </w:rPr>
   </w:style>
   <w:style w:type="paragraph" w:styleId="HTMLPreformatted">
     <w:name w:val="HTML Preformatted"/>
@@ -1271,7 +4404,7 @@
       </w:tabs>
     </w:pPr>
     <w:rPr>
-      <w:rFonts w:ascii="Courier New" w:eastAsia="Times New Roman" w:hAnsi="Courier New" w:cs="Courier New"/>
+      <w:rFonts w:ascii="Courier New" w:hAnsi="Courier New" w:cs="Courier New"/>
       <w:sz w:val="20"/>
       <w:szCs w:val="20"/>
     </w:rPr>
@@ -1288,6 +4421,22 @@
       <w:sz w:val="20"/>
       <w:szCs w:val="20"/>
     </w:rPr>
+  </w:style>
+  <w:style w:type="table" w:styleId="TableGrid">
+    <w:name w:val="Table Grid"/>
+    <w:basedOn w:val="TableNormal"/>
+    <w:uiPriority w:val="39"/>
+    <w:rsid w:val="00F7732C"/>
+    <w:tblPr>
+      <w:tblBorders>
+        <w:top w:val="single" w:sz="4" w:space="0" w:color="auto"/>
+        <w:left w:val="single" w:sz="4" w:space="0" w:color="auto"/>
+        <w:bottom w:val="single" w:sz="4" w:space="0" w:color="auto"/>
+        <w:right w:val="single" w:sz="4" w:space="0" w:color="auto"/>
+        <w:insideH w:val="single" w:sz="4" w:space="0" w:color="auto"/>
+        <w:insideV w:val="single" w:sz="4" w:space="0" w:color="auto"/>
+      </w:tblBorders>
+    </w:tblPr>
   </w:style>
 </w:styles>
 </file>

--- a/EECS_738_machine_learning/lab3/Lab3.docx
+++ b/EECS_738_machine_learning/lab3/Lab3.docx
@@ -2462,7 +2462,7 @@
           <w:sz w:val="21"/>
           <w:szCs w:val="21"/>
         </w:rPr>
-        <w:t>_________________________________________________________________</w:t>
+        <w:t xml:space="preserve">Layer (type)                 Output Shape              Param #   </w:t>
       </w:r>
     </w:p>
     <w:p>
@@ -2483,7 +2483,7 @@
           <w:sz w:val="21"/>
           <w:szCs w:val="21"/>
         </w:rPr>
-        <w:t xml:space="preserve">Layer (type)                 Output Shape              Param #   </w:t>
+        <w:t>=================================================================</w:t>
       </w:r>
     </w:p>
     <w:p>
@@ -2504,7 +2504,7 @@
           <w:sz w:val="21"/>
           <w:szCs w:val="21"/>
         </w:rPr>
-        <w:t>=================================================================</w:t>
+        <w:t xml:space="preserve">dropout_59 (Dropout)         (None, 784)               0         </w:t>
       </w:r>
     </w:p>
     <w:p>
@@ -2525,7 +2525,7 @@
           <w:sz w:val="21"/>
           <w:szCs w:val="21"/>
         </w:rPr>
-        <w:t xml:space="preserve">dropout_30 (Dropout)         (None, 784)               0         </w:t>
+        <w:t>_________________________________________________________________</w:t>
       </w:r>
     </w:p>
     <w:p>
@@ -2546,7 +2546,7 @@
           <w:sz w:val="21"/>
           <w:szCs w:val="21"/>
         </w:rPr>
-        <w:t>_________________________________________________________________</w:t>
+        <w:t xml:space="preserve">dense_125 (Dense)            (None, 700)               549500    </w:t>
       </w:r>
     </w:p>
     <w:p>
@@ -2567,7 +2567,7 @@
           <w:sz w:val="21"/>
           <w:szCs w:val="21"/>
         </w:rPr>
-        <w:t xml:space="preserve">dense_98 (Dense)             (None, 80)                62800     </w:t>
+        <w:t>_________________________________________________________________</w:t>
       </w:r>
     </w:p>
     <w:p>
@@ -2588,7 +2588,7 @@
           <w:sz w:val="21"/>
           <w:szCs w:val="21"/>
         </w:rPr>
-        <w:t>_________________________________________________________________</w:t>
+        <w:t xml:space="preserve">dropout_60 (Dropout)         (None, 700)               0         </w:t>
       </w:r>
     </w:p>
     <w:p>
@@ -2609,7 +2609,7 @@
           <w:sz w:val="21"/>
           <w:szCs w:val="21"/>
         </w:rPr>
-        <w:t xml:space="preserve">dropout_31 (Dropout)         (None, 80)                0         </w:t>
+        <w:t>_________________________________________________________________</w:t>
       </w:r>
     </w:p>
     <w:p>
@@ -2630,7 +2630,7 @@
           <w:sz w:val="21"/>
           <w:szCs w:val="21"/>
         </w:rPr>
-        <w:t>_________________________________________________________________</w:t>
+        <w:t xml:space="preserve">dense_126 (Dense)            (None, 700)               490700    </w:t>
       </w:r>
     </w:p>
     <w:p>
@@ -2651,7 +2651,7 @@
           <w:sz w:val="21"/>
           <w:szCs w:val="21"/>
         </w:rPr>
-        <w:t xml:space="preserve">dense_99 (Dense)             (None, 80)                6480      </w:t>
+        <w:t>_________________________________________________________________</w:t>
       </w:r>
     </w:p>
     <w:p>
@@ -2672,7 +2672,7 @@
           <w:sz w:val="21"/>
           <w:szCs w:val="21"/>
         </w:rPr>
-        <w:t>_________________________________________________________________</w:t>
+        <w:t xml:space="preserve">output (Dense)               (None, 10)                7010      </w:t>
       </w:r>
     </w:p>
     <w:p>
@@ -2693,7 +2693,7 @@
           <w:sz w:val="21"/>
           <w:szCs w:val="21"/>
         </w:rPr>
-        <w:t xml:space="preserve">dropout_32 (Dropout)         (None, 80)                0         </w:t>
+        <w:t>=================================================================</w:t>
       </w:r>
     </w:p>
     <w:p>
@@ -2714,7 +2714,7 @@
           <w:sz w:val="21"/>
           <w:szCs w:val="21"/>
         </w:rPr>
-        <w:t>_________________________________________________________________</w:t>
+        <w:t>Total params: 1,047,210</w:t>
       </w:r>
     </w:p>
     <w:p>
@@ -2735,7 +2735,7 @@
           <w:sz w:val="21"/>
           <w:szCs w:val="21"/>
         </w:rPr>
-        <w:t xml:space="preserve">output (Dense)               (None, 10)                810       </w:t>
+        <w:t>Trainable params: 1,047,210</w:t>
       </w:r>
     </w:p>
     <w:p>
@@ -2756,7 +2756,7 @@
           <w:sz w:val="21"/>
           <w:szCs w:val="21"/>
         </w:rPr>
-        <w:t>=================================================================</w:t>
+        <w:t>Non-trainable params: 0</w:t>
       </w:r>
     </w:p>
     <w:p>
@@ -2769,80 +2769,24 @@
           <w:color w:val="000000"/>
           <w:sz w:val="21"/>
           <w:szCs w:val="21"/>
-        </w:rPr>
-      </w:pPr>
-      <w:r>
-        <w:rPr>
-          <w:color w:val="000000"/>
-          <w:sz w:val="21"/>
-          <w:szCs w:val="21"/>
-        </w:rPr>
-        <w:t>Total params: 70,090</w:t>
-      </w:r>
-    </w:p>
-    <w:p>
-      <w:pPr>
-        <w:pStyle w:val="HTMLPreformatted"/>
-        <w:shd w:val="clear" w:color="auto" w:fill="FFFFFF"/>
-        <w:wordWrap w:val="0"/>
-        <w:textAlignment w:val="baseline"/>
-        <w:rPr>
-          <w:color w:val="000000"/>
-          <w:sz w:val="21"/>
-          <w:szCs w:val="21"/>
-        </w:rPr>
-      </w:pPr>
-      <w:r>
-        <w:rPr>
-          <w:color w:val="000000"/>
-          <w:sz w:val="21"/>
-          <w:szCs w:val="21"/>
-        </w:rPr>
-        <w:t>Trainable params: 70,090</w:t>
-      </w:r>
-    </w:p>
-    <w:p>
-      <w:pPr>
-        <w:pStyle w:val="HTMLPreformatted"/>
-        <w:shd w:val="clear" w:color="auto" w:fill="FFFFFF"/>
-        <w:wordWrap w:val="0"/>
-        <w:textAlignment w:val="baseline"/>
-        <w:rPr>
-          <w:color w:val="000000"/>
-          <w:sz w:val="21"/>
-          <w:szCs w:val="21"/>
-        </w:rPr>
-      </w:pPr>
-      <w:r>
-        <w:rPr>
-          <w:color w:val="000000"/>
-          <w:sz w:val="21"/>
-          <w:szCs w:val="21"/>
-        </w:rPr>
-        <w:t>Non-trainable params: 0</w:t>
-      </w:r>
-    </w:p>
-    <w:p>
-      <w:pPr>
-        <w:pStyle w:val="HTMLPreformatted"/>
-        <w:shd w:val="clear" w:color="auto" w:fill="FFFFFF"/>
-        <w:wordWrap w:val="0"/>
-        <w:textAlignment w:val="baseline"/>
-        <w:rPr>
-          <w:color w:val="000000"/>
-          <w:sz w:val="21"/>
-          <w:szCs w:val="21"/>
-        </w:rPr>
-      </w:pPr>
+          <w:lang w:val="en-US"/>
+        </w:rPr>
+      </w:pPr>
+    </w:p>
+    <w:p>
+      <w:pPr>
+        <w:rPr>
+          <w:lang w:val="en-US"/>
+        </w:rPr>
+      </w:pPr>
+      <w:r>
+        <w:rPr>
+          <w:lang w:val="en-US"/>
+        </w:rPr>
+        <w:t xml:space="preserve">700 neurons are used each layer </w:t>
+      </w:r>
       <w:bookmarkStart w:id="0" w:name="_GoBack"/>
       <w:bookmarkEnd w:id="0"/>
-    </w:p>
-    <w:p>
-      <w:pPr>
-        <w:rPr>
-          <w:lang w:val="en-US"/>
-        </w:rPr>
-      </w:pPr>
       <w:r>
         <w:rPr>
           <w:lang w:val="en-US"/>
@@ -2880,7 +2824,55 @@
         <w:rPr>
           <w:lang w:val="en-US"/>
         </w:rPr>
-        <w:t xml:space="preserve">The final accuracy was .9745(1.37% higher than base), and computation time was 244s(234% </w:t>
+        <w:t>The final accuracy was .9</w:t>
+      </w:r>
+      <w:r>
+        <w:rPr>
+          <w:lang w:val="en-US"/>
+        </w:rPr>
+        <w:t>808</w:t>
+      </w:r>
+      <w:r>
+        <w:rPr>
+          <w:lang w:val="en-US"/>
+        </w:rPr>
+        <w:t>(</w:t>
+      </w:r>
+      <w:r>
+        <w:rPr>
+          <w:lang w:val="en-US"/>
+        </w:rPr>
+        <w:t>2.03</w:t>
+      </w:r>
+      <w:r>
+        <w:rPr>
+          <w:lang w:val="en-US"/>
+        </w:rPr>
+        <w:t xml:space="preserve">% higher than base), and computation time was </w:t>
+      </w:r>
+      <w:r>
+        <w:rPr>
+          <w:lang w:val="en-US"/>
+        </w:rPr>
+        <w:t>506</w:t>
+      </w:r>
+      <w:r>
+        <w:rPr>
+          <w:lang w:val="en-US"/>
+        </w:rPr>
+        <w:t>s(</w:t>
+      </w:r>
+      <w:r>
+        <w:rPr>
+          <w:lang w:val="en-US"/>
+        </w:rPr>
+        <w:t>591</w:t>
+      </w:r>
+      <w:r>
+        <w:rPr>
+          <w:lang w:val="en-US"/>
+        </w:rPr>
+        <w:t xml:space="preserve">% </w:t>
       </w:r>
       <w:r>
         <w:rPr>
@@ -3320,7 +3312,6 @@
         <w:rPr>
           <w:lang w:val="en-US"/>
         </w:rPr>
-        <w:lastRenderedPageBreak/>
         <w:tab/>
         <w:t>- adding learning rate &amp; momentum</w:t>
       </w:r>
@@ -3342,6 +3333,7 @@
         <w:rPr>
           <w:lang w:val="en-US"/>
         </w:rPr>
+        <w:lastRenderedPageBreak/>
         <w:tab/>
         <w:t>- add hidden layer</w:t>
       </w:r>
